--- a/docs/spec/Nidan_PRD.docx
+++ b/docs/spec/Nidan_PRD.docx
@@ -157,7 +157,7 @@
           <w:sz w:val="21"/>
           <w:szCs w:val="21"/>
         </w:rPr>
-        <w:t xml:space="preserve">Draft — D-1, D-2, D-3, D-8 decided</w:t>
+        <w:t xml:space="preserve">All 8 decided · D-9 open</w:t>
       </w:r>
     </w:p>
     <w:p>
@@ -6201,6 +6201,1481 @@
       </w:r>
     </w:p>
     <w:p>
+      <w:pPr>
+        <w:pStyle w:val="Heading2"/>
+        <w:spacing w:after="130" w:before="300"/>
+      </w:pPr>
+      <w:r>
+        <w:rPr>
+          <w:rFonts w:ascii="Georgia" w:cs="Georgia" w:eastAsia="Georgia" w:hAnsi="Georgia"/>
+          <w:b/>
+          <w:bCs/>
+          <w:color w:val="1F7A8C"/>
+          <w:sz w:val="25"/>
+          <w:szCs w:val="25"/>
+        </w:rPr>
+        <w:t xml:space="preserve">5.5 Launch market — ✅ DECIDED (11 September 2026), and the question it opened</w:t>
+      </w:r>
+    </w:p>
+    <w:p>
+      <w:pPr>
+        <w:pBdr>
+          <w:left w:val="single" w:color="B3651F" w:sz="16" w:space="10"/>
+        </w:pBdr>
+        <w:shd w:fill="FFF6E8" w:val="clear"/>
+        <w:spacing w:after="160" w:before="140" w:line="300"/>
+        <w:ind w:left="260" w:right="200"/>
+      </w:pPr>
+      <w:r>
+        <w:rPr>
+          <w:b/>
+          <w:bCs/>
+          <w:color w:val="13272F"/>
+          <w:sz w:val="20"/>
+          <w:szCs w:val="20"/>
+        </w:rPr>
+        <w:t xml:space="preserve">DECIDED: global English-speaking from day one</w:t>
+      </w:r>
+      <w:r>
+        <w:rPr>
+          <w:color w:val="13272F"/>
+          <w:sz w:val="20"/>
+          <w:szCs w:val="20"/>
+        </w:rPr>
+        <w:t xml:space="preserve"> — India, UK, Commonwealth, US and Australia together, with regional pricing (§9.4) doing the work of making it affordable in each.</w:t>
+      </w:r>
+    </w:p>
+    <w:p>
+      <w:pPr>
+        <w:pStyle w:val="Heading3"/>
+        <w:spacing w:after="100" w:before="220"/>
+      </w:pPr>
+      <w:r>
+        <w:rPr>
+          <w:rFonts w:ascii="Georgia" w:cs="Georgia" w:eastAsia="Georgia" w:hAnsi="Georgia"/>
+          <w:b/>
+          <w:bCs/>
+          <w:color w:val="13272F"/>
+          <w:sz w:val="22"/>
+          <w:szCs w:val="22"/>
+        </w:rPr>
+        <w:t xml:space="preserve">What this settles</w:t>
+      </w:r>
+    </w:p>
+    <w:p>
+      <w:pPr>
+        <w:spacing w:after="120" w:before="60" w:line="300"/>
+      </w:pPr>
+      <w:r>
+        <w:rPr>
+          <w:b/>
+          <w:bCs/>
+          <w:color w:val="13272F"/>
+          <w:sz w:val="20"/>
+          <w:szCs w:val="20"/>
+        </w:rPr>
+        <w:t xml:space="preserve">Payments: Stripe, confirmed.</w:t>
+      </w:r>
+      <w:r>
+        <w:rPr>
+          <w:color w:val="13272F"/>
+          <w:sz w:val="20"/>
+          <w:szCs w:val="20"/>
+        </w:rPr>
+        <w:t xml:space="preserve"> An India-first launch would have been awkward —</w:t>
+      </w:r>
+    </w:p>
+    <w:p>
+      <w:pPr>
+        <w:spacing w:after="120" w:before="60" w:line="300"/>
+      </w:pPr>
+      <w:r>
+        <w:rPr>
+          <w:color w:val="13272F"/>
+          <w:sz w:val="20"/>
+          <w:szCs w:val="20"/>
+        </w:rPr>
+        <w:t xml:space="preserve">RBI e-mandate rules make recurring card payments materially harder, and a</w:t>
+      </w:r>
+    </w:p>
+    <w:p>
+      <w:pPr>
+        <w:spacing w:after="120" w:before="60" w:line="300"/>
+      </w:pPr>
+      <w:r>
+        <w:rPr>
+          <w:color w:val="13272F"/>
+          <w:sz w:val="20"/>
+          <w:szCs w:val="20"/>
+        </w:rPr>
+        <w:t xml:space="preserve">domestic provider such as Razorpay would likely have been the better fit,</w:t>
+      </w:r>
+    </w:p>
+    <w:p>
+      <w:pPr>
+        <w:spacing w:after="120" w:before="60" w:line="300"/>
+      </w:pPr>
+      <w:r>
+        <w:rPr>
+          <w:color w:val="13272F"/>
+          <w:sz w:val="20"/>
+          <w:szCs w:val="20"/>
+        </w:rPr>
+        <w:t xml:space="preserve">invalidating T-041 as written. A global launch removes that: Stripe handles</w:t>
+      </w:r>
+    </w:p>
+    <w:p>
+      <w:pPr>
+        <w:spacing w:after="120" w:before="60" w:line="300"/>
+      </w:pPr>
+      <w:r>
+        <w:rPr>
+          <w:color w:val="13272F"/>
+          <w:sz w:val="20"/>
+          <w:szCs w:val="20"/>
+        </w:rPr>
+        <w:t xml:space="preserve">multi-currency and regional pricing natively. *(Stripe was assumed throughout</w:t>
+      </w:r>
+    </w:p>
+    <w:p>
+      <w:pPr>
+        <w:spacing w:after="120" w:before="60" w:line="300"/>
+      </w:pPr>
+      <w:r>
+        <w:rPr>
+          <w:rFonts w:ascii="Consolas" w:cs="Consolas" w:eastAsia="Consolas" w:hAnsi="Consolas"/>
+          <w:color w:val="B3651F"/>
+          <w:sz w:val="18"/>
+          <w:szCs w:val="18"/>
+        </w:rPr>
+        <w:t xml:space="preserve">BUILD_PLAN</w:t>
+      </w:r>
+      <w:r>
+        <w:rPr>
+          <w:color w:val="13272F"/>
+          <w:sz w:val="20"/>
+          <w:szCs w:val="20"/>
+        </w:rPr>
+        <w:t xml:space="preserve"> and </w:t>
+      </w:r>
+      <w:r>
+        <w:rPr>
+          <w:rFonts w:ascii="Consolas" w:cs="Consolas" w:eastAsia="Consolas" w:hAnsi="Consolas"/>
+          <w:color w:val="B3651F"/>
+          <w:sz w:val="18"/>
+          <w:szCs w:val="18"/>
+        </w:rPr>
+        <w:t xml:space="preserve">DATA_MODEL</w:t>
+      </w:r>
+      <w:r>
+        <w:rPr>
+          <w:color w:val="13272F"/>
+          <w:sz w:val="20"/>
+          <w:szCs w:val="20"/>
+        </w:rPr>
+        <w:t xml:space="preserve"> but never recorded in an ADR. It now has a</w:t>
+      </w:r>
+    </w:p>
+    <w:p>
+      <w:pPr>
+        <w:spacing w:after="120" w:before="60" w:line="300"/>
+      </w:pPr>
+      <w:r>
+        <w:rPr>
+          <w:color w:val="13272F"/>
+          <w:sz w:val="20"/>
+          <w:szCs w:val="20"/>
+        </w:rPr>
+        <w:t xml:space="preserve">reason.)*</w:t>
+      </w:r>
+    </w:p>
+    <w:p>
+      <w:pPr>
+        <w:pStyle w:val="Heading3"/>
+        <w:spacing w:after="100" w:before="220"/>
+      </w:pPr>
+      <w:r>
+        <w:rPr>
+          <w:rFonts w:ascii="Georgia" w:cs="Georgia" w:eastAsia="Georgia" w:hAnsi="Georgia"/>
+          <w:b/>
+          <w:bCs/>
+          <w:color w:val="13272F"/>
+          <w:sz w:val="22"/>
+          <w:szCs w:val="22"/>
+        </w:rPr>
+        <w:t xml:space="preserve">What this does NOT settle</w:t>
+      </w:r>
+    </w:p>
+    <w:p>
+      <w:pPr>
+        <w:spacing w:after="120" w:before="60" w:line="300"/>
+      </w:pPr>
+      <w:r>
+        <w:rPr>
+          <w:b/>
+          <w:bCs/>
+          <w:color w:val="13272F"/>
+          <w:sz w:val="20"/>
+          <w:szCs w:val="20"/>
+        </w:rPr>
+        <w:t xml:space="preserve">The Supabase region is still open</w:t>
+      </w:r>
+      <w:r>
+        <w:rPr>
+          <w:color w:val="13272F"/>
+          <w:sz w:val="20"/>
+          <w:szCs w:val="20"/>
+        </w:rPr>
+        <w:t xml:space="preserve"> (</w:t>
+      </w:r>
+      <w:r>
+        <w:rPr>
+          <w:rFonts w:ascii="Consolas" w:cs="Consolas" w:eastAsia="Consolas" w:hAnsi="Consolas"/>
+          <w:color w:val="B3651F"/>
+          <w:sz w:val="18"/>
+          <w:szCs w:val="18"/>
+        </w:rPr>
+        <w:t xml:space="preserve">SECURITY_SPEC</w:t>
+      </w:r>
+      <w:r>
+        <w:rPr>
+          <w:color w:val="13272F"/>
+          <w:sz w:val="20"/>
+          <w:szCs w:val="20"/>
+        </w:rPr>
+        <w:t xml:space="preserve"> S-4). "Global" does not</w:t>
+      </w:r>
+    </w:p>
+    <w:p>
+      <w:pPr>
+        <w:spacing w:after="120" w:before="60" w:line="300"/>
+      </w:pPr>
+      <w:r>
+        <w:rPr>
+          <w:color w:val="13272F"/>
+          <w:sz w:val="20"/>
+          <w:szCs w:val="20"/>
+        </w:rPr>
+        <w:t xml:space="preserve">mean multi-region — there is one database, in one place, and that place has</w:t>
+      </w:r>
+    </w:p>
+    <w:p>
+      <w:pPr>
+        <w:spacing w:after="120" w:before="60" w:line="300"/>
+      </w:pPr>
+      <w:r>
+        <w:rPr>
+          <w:color w:val="13272F"/>
+          <w:sz w:val="20"/>
+          <w:szCs w:val="20"/>
+        </w:rPr>
+        <w:t xml:space="preserve">legal consequences. UK and EU users bring GDPR transfer obligations if data</w:t>
+      </w:r>
+    </w:p>
+    <w:p>
+      <w:pPr>
+        <w:spacing w:after="120" w:before="60" w:line="300"/>
+      </w:pPr>
+      <w:r>
+        <w:rPr>
+          <w:color w:val="13272F"/>
+          <w:sz w:val="20"/>
+          <w:szCs w:val="20"/>
+        </w:rPr>
+        <w:t xml:space="preserve">sits outside the EU. This must be chosen deliberately before launch.</w:t>
+      </w:r>
+    </w:p>
+    <w:p>
+      <w:pPr>
+        <w:spacing w:after="120" w:before="60" w:line="300"/>
+      </w:pPr>
+      <w:r>
+        <w:rPr>
+          <w:b/>
+          <w:bCs/>
+          <w:color w:val="13272F"/>
+          <w:sz w:val="20"/>
+          <w:szCs w:val="20"/>
+        </w:rPr>
+        <w:t xml:space="preserve">Three legal regimes now apply, not one:</w:t>
+      </w:r>
+      <w:r>
+        <w:rPr>
+          <w:color w:val="13272F"/>
+          <w:sz w:val="20"/>
+          <w:szCs w:val="20"/>
+        </w:rPr>
+        <w:t xml:space="preserve"> UK/EU GDPR, India's DPDP Act, and</w:t>
+      </w:r>
+    </w:p>
+    <w:p>
+      <w:pPr>
+        <w:spacing w:after="120" w:before="60" w:line="300"/>
+      </w:pPr>
+      <w:r>
+        <w:rPr>
+          <w:color w:val="13272F"/>
+          <w:sz w:val="20"/>
+          <w:szCs w:val="20"/>
+        </w:rPr>
+        <w:t xml:space="preserve">US state law such as CCPA. That is a real cost for a two-person team and it</w:t>
+      </w:r>
+    </w:p>
+    <w:p>
+      <w:pPr>
+        <w:spacing w:after="120" w:before="60" w:line="300"/>
+      </w:pPr>
+      <w:r>
+        <w:rPr>
+          <w:color w:val="13272F"/>
+          <w:sz w:val="20"/>
+          <w:szCs w:val="20"/>
+        </w:rPr>
+        <w:t xml:space="preserve">belongs in the launch checklist (</w:t>
+      </w:r>
+      <w:r>
+        <w:rPr>
+          <w:rFonts w:ascii="Consolas" w:cs="Consolas" w:eastAsia="Consolas" w:hAnsi="Consolas"/>
+          <w:color w:val="B3651F"/>
+          <w:sz w:val="18"/>
+          <w:szCs w:val="18"/>
+        </w:rPr>
+        <w:t xml:space="preserve">SECURITY_SPEC</w:t>
+      </w:r>
+      <w:r>
+        <w:rPr>
+          <w:color w:val="13272F"/>
+          <w:sz w:val="20"/>
+          <w:szCs w:val="20"/>
+        </w:rPr>
+        <w:t xml:space="preserve"> §8), not in someone's memory.</w:t>
+      </w:r>
+    </w:p>
+    <w:p>
+      <w:pPr>
+        <w:pBdr>
+          <w:bottom w:val="single" w:color="D6E2E6" w:sz="6" w:space="2"/>
+        </w:pBdr>
+        <w:spacing w:after="120" w:before="120"/>
+      </w:pPr>
+      <w:r>
+        <w:t xml:space="preserve"/>
+      </w:r>
+    </w:p>
+    <w:p>
+      <w:pPr>
+        <w:pStyle w:val="Heading2"/>
+        <w:spacing w:after="130" w:before="300"/>
+      </w:pPr>
+      <w:r>
+        <w:rPr>
+          <w:rFonts w:ascii="Georgia" w:cs="Georgia" w:eastAsia="Georgia" w:hAnsi="Georgia"/>
+          <w:b/>
+          <w:bCs/>
+          <w:color w:val="1F7A8C"/>
+          <w:sz w:val="25"/>
+          <w:szCs w:val="25"/>
+        </w:rPr>
+        <w:t xml:space="preserve">⟨D-9⟩ Clinical convention — OPEN, raised by D-7</w:t>
+      </w:r>
+    </w:p>
+    <w:p>
+      <w:pPr>
+        <w:spacing w:after="120" w:before="60" w:line="300"/>
+      </w:pPr>
+      <w:r>
+        <w:rPr>
+          <w:color w:val="13272F"/>
+          <w:sz w:val="20"/>
+          <w:szCs w:val="20"/>
+        </w:rPr>
+        <w:t xml:space="preserve">**A global launch means one set of cases is read by students trained in</w:t>
+      </w:r>
+    </w:p>
+    <w:p>
+      <w:pPr>
+        <w:spacing w:after="120" w:before="60" w:line="300"/>
+      </w:pPr>
+      <w:r>
+        <w:rPr>
+          <w:color w:val="13272F"/>
+          <w:sz w:val="20"/>
+          <w:szCs w:val="20"/>
+        </w:rPr>
+        <w:t xml:space="preserve">different conventions, and the existing five are not neutral.**</w:t>
+      </w:r>
+    </w:p>
+    <w:p>
+      <w:pPr>
+        <w:spacing w:after="120" w:before="60" w:line="300"/>
+      </w:pPr>
+      <w:r>
+        <w:rPr>
+          <w:color w:val="13272F"/>
+          <w:sz w:val="20"/>
+          <w:szCs w:val="20"/>
+        </w:rPr>
+        <w:t xml:space="preserve">Measured in </w:t>
+      </w:r>
+      <w:r>
+        <w:rPr>
+          <w:rFonts w:ascii="Consolas" w:cs="Consolas" w:eastAsia="Consolas" w:hAnsi="Consolas"/>
+          <w:color w:val="B3651F"/>
+          <w:sz w:val="18"/>
+          <w:szCs w:val="18"/>
+        </w:rPr>
+        <w:t xml:space="preserve">nidan/domain/content/cases.py</w:t>
+      </w:r>
+      <w:r>
+        <w:rPr>
+          <w:color w:val="13272F"/>
+          <w:sz w:val="20"/>
+          <w:szCs w:val="20"/>
+        </w:rPr>
+        <w:t xml:space="preserve">:</w:t>
+      </w:r>
+    </w:p>
+    <w:tbl>
+      <w:tblPr>
+        <w:tblW w:type="dxa" w:w="9360"/>
+        <w:tblBorders>
+          <w:top w:val="single" w:color="D6E2E6" w:sz="2"/>
+          <w:left w:val="single" w:color="D6E2E6" w:sz="2"/>
+          <w:bottom w:val="single" w:color="D6E2E6" w:sz="2"/>
+          <w:right w:val="single" w:color="D6E2E6" w:sz="2"/>
+          <w:insideH w:val="single" w:color="D6E2E6" w:sz="1"/>
+          <w:insideV w:val="single" w:color="D6E2E6" w:sz="1"/>
+        </w:tblBorders>
+      </w:tblPr>
+      <w:tblGrid>
+        <w:gridCol w:w="2543"/>
+        <w:gridCol w:w="966"/>
+        <w:gridCol w:w="5851"/>
+      </w:tblGrid>
+      <w:tr>
+        <w:trPr>
+          <w:tblHeader/>
+        </w:trPr>
+        <w:tc>
+          <w:tcPr>
+            <w:tcW w:type="dxa" w:w="2543"/>
+            <w:shd w:fill="13272F" w:val="clear"/>
+            <w:tcMar>
+              <w:top w:type="dxa" w:w="70"/>
+              <w:left w:type="dxa" w:w="110"/>
+              <w:bottom w:type="dxa" w:w="70"/>
+              <w:right w:type="dxa" w:w="110"/>
+            </w:tcMar>
+          </w:tcPr>
+          <w:p>
+            <w:pPr>
+              <w:spacing w:after="0" w:before="0"/>
+            </w:pPr>
+            <w:r>
+              <w:rPr>
+                <w:b/>
+                <w:bCs/>
+                <w:color w:val="FFFFFF"/>
+                <w:sz w:val="17"/>
+                <w:szCs w:val="17"/>
+              </w:rPr>
+              <w:t xml:space="preserve"/>
+            </w:r>
+          </w:p>
+        </w:tc>
+        <w:tc>
+          <w:tcPr>
+            <w:tcW w:type="dxa" w:w="966"/>
+            <w:shd w:fill="13272F" w:val="clear"/>
+            <w:tcMar>
+              <w:top w:type="dxa" w:w="70"/>
+              <w:left w:type="dxa" w:w="110"/>
+              <w:bottom w:type="dxa" w:w="70"/>
+              <w:right w:type="dxa" w:w="110"/>
+            </w:tcMar>
+          </w:tcPr>
+          <w:p>
+            <w:pPr>
+              <w:spacing w:after="0" w:before="0"/>
+            </w:pPr>
+            <w:r>
+              <w:rPr>
+                <w:b/>
+                <w:bCs/>
+                <w:color w:val="FFFFFF"/>
+                <w:sz w:val="17"/>
+                <w:szCs w:val="17"/>
+              </w:rPr>
+              <w:t xml:space="preserve"/>
+            </w:r>
+          </w:p>
+        </w:tc>
+        <w:tc>
+          <w:tcPr>
+            <w:tcW w:type="dxa" w:w="5851"/>
+            <w:shd w:fill="13272F" w:val="clear"/>
+            <w:tcMar>
+              <w:top w:type="dxa" w:w="70"/>
+              <w:left w:type="dxa" w:w="110"/>
+              <w:bottom w:type="dxa" w:w="70"/>
+              <w:right w:type="dxa" w:w="110"/>
+            </w:tcMar>
+          </w:tcPr>
+          <w:p>
+            <w:pPr>
+              <w:spacing w:after="0" w:before="0"/>
+            </w:pPr>
+            <w:r>
+              <w:rPr>
+                <w:b/>
+                <w:bCs/>
+                <w:color w:val="FFFFFF"/>
+                <w:sz w:val="17"/>
+                <w:szCs w:val="17"/>
+              </w:rPr>
+              <w:t xml:space="preserve"/>
+            </w:r>
+          </w:p>
+        </w:tc>
+      </w:tr>
+      <w:tr>
+        <w:trPr>
+          <w:tblHeader w:val="false"/>
+        </w:trPr>
+        <w:tc>
+          <w:tcPr>
+            <w:tcW w:type="dxa" w:w="2543"/>
+            <w:shd w:fill="FFFFFF" w:val="clear"/>
+            <w:tcMar>
+              <w:top w:type="dxa" w:w="70"/>
+              <w:left w:type="dxa" w:w="110"/>
+              <w:bottom w:type="dxa" w:w="70"/>
+              <w:right w:type="dxa" w:w="110"/>
+            </w:tcMar>
+          </w:tcPr>
+          <w:p>
+            <w:pPr>
+              <w:spacing w:after="0" w:before="0"/>
+            </w:pPr>
+            <w:r>
+              <w:rPr>
+                <w:rFonts w:ascii="Consolas" w:cs="Consolas" w:eastAsia="Consolas" w:hAnsi="Consolas"/>
+                <w:color w:val="B3651F"/>
+                <w:sz w:val="15"/>
+                <w:szCs w:val="15"/>
+              </w:rPr>
+              <w:t xml:space="preserve">mmol/L</w:t>
+            </w:r>
+          </w:p>
+        </w:tc>
+        <w:tc>
+          <w:tcPr>
+            <w:tcW w:type="dxa" w:w="966"/>
+            <w:shd w:fill="FFFFFF" w:val="clear"/>
+            <w:tcMar>
+              <w:top w:type="dxa" w:w="70"/>
+              <w:left w:type="dxa" w:w="110"/>
+              <w:bottom w:type="dxa" w:w="70"/>
+              <w:right w:type="dxa" w:w="110"/>
+            </w:tcMar>
+          </w:tcPr>
+          <w:p>
+            <w:pPr>
+              <w:spacing w:after="0" w:before="0"/>
+            </w:pPr>
+            <w:r>
+              <w:rPr>
+                <w:color w:val="13272F"/>
+                <w:sz w:val="17"/>
+                <w:szCs w:val="17"/>
+              </w:rPr>
+              <w:t xml:space="preserve">24</w:t>
+            </w:r>
+          </w:p>
+        </w:tc>
+        <w:tc>
+          <w:tcPr>
+            <w:tcW w:type="dxa" w:w="5851"/>
+            <w:shd w:fill="FFFFFF" w:val="clear"/>
+            <w:tcMar>
+              <w:top w:type="dxa" w:w="70"/>
+              <w:left w:type="dxa" w:w="110"/>
+              <w:bottom w:type="dxa" w:w="70"/>
+              <w:right w:type="dxa" w:w="110"/>
+            </w:tcMar>
+          </w:tcPr>
+          <w:p>
+            <w:pPr>
+              <w:spacing w:after="0" w:before="0"/>
+            </w:pPr>
+            <w:r>
+              <w:rPr>
+                <w:color w:val="13272F"/>
+                <w:sz w:val="17"/>
+                <w:szCs w:val="17"/>
+              </w:rPr>
+              <w:t xml:space="preserve">SI units — UK, India, Australia. </w:t>
+            </w:r>
+            <w:r>
+              <w:rPr>
+                <w:b/>
+                <w:bCs/>
+                <w:color w:val="13272F"/>
+                <w:sz w:val="17"/>
+                <w:szCs w:val="17"/>
+              </w:rPr>
+              <w:t xml:space="preserve">US uses mg/dL</w:t>
+            </w:r>
+          </w:p>
+        </w:tc>
+      </w:tr>
+      <w:tr>
+        <w:trPr>
+          <w:tblHeader w:val="false"/>
+        </w:trPr>
+        <w:tc>
+          <w:tcPr>
+            <w:tcW w:type="dxa" w:w="2543"/>
+            <w:shd w:fill="F7FAFB" w:val="clear"/>
+            <w:tcMar>
+              <w:top w:type="dxa" w:w="70"/>
+              <w:left w:type="dxa" w:w="110"/>
+              <w:bottom w:type="dxa" w:w="70"/>
+              <w:right w:type="dxa" w:w="110"/>
+            </w:tcMar>
+          </w:tcPr>
+          <w:p>
+            <w:pPr>
+              <w:spacing w:after="0" w:before="0"/>
+            </w:pPr>
+            <w:r>
+              <w:rPr>
+                <w:rFonts w:ascii="Consolas" w:cs="Consolas" w:eastAsia="Consolas" w:hAnsi="Consolas"/>
+                <w:color w:val="B3651F"/>
+                <w:sz w:val="15"/>
+                <w:szCs w:val="15"/>
+              </w:rPr>
+              <w:t xml:space="preserve">g/L</w:t>
+            </w:r>
+          </w:p>
+        </w:tc>
+        <w:tc>
+          <w:tcPr>
+            <w:tcW w:type="dxa" w:w="966"/>
+            <w:shd w:fill="F7FAFB" w:val="clear"/>
+            <w:tcMar>
+              <w:top w:type="dxa" w:w="70"/>
+              <w:left w:type="dxa" w:w="110"/>
+              <w:bottom w:type="dxa" w:w="70"/>
+              <w:right w:type="dxa" w:w="110"/>
+            </w:tcMar>
+          </w:tcPr>
+          <w:p>
+            <w:pPr>
+              <w:spacing w:after="0" w:before="0"/>
+            </w:pPr>
+            <w:r>
+              <w:rPr>
+                <w:color w:val="13272F"/>
+                <w:sz w:val="17"/>
+                <w:szCs w:val="17"/>
+              </w:rPr>
+              <w:t xml:space="preserve">23</w:t>
+            </w:r>
+          </w:p>
+        </w:tc>
+        <w:tc>
+          <w:tcPr>
+            <w:tcW w:type="dxa" w:w="5851"/>
+            <w:shd w:fill="F7FAFB" w:val="clear"/>
+            <w:tcMar>
+              <w:top w:type="dxa" w:w="70"/>
+              <w:left w:type="dxa" w:w="110"/>
+              <w:bottom w:type="dxa" w:w="70"/>
+              <w:right w:type="dxa" w:w="110"/>
+            </w:tcMar>
+          </w:tcPr>
+          <w:p>
+            <w:pPr>
+              <w:spacing w:after="0" w:before="0"/>
+            </w:pPr>
+            <w:r>
+              <w:rPr>
+                <w:b/>
+                <w:bCs/>
+                <w:color w:val="13272F"/>
+                <w:sz w:val="17"/>
+                <w:szCs w:val="17"/>
+              </w:rPr>
+              <w:t xml:space="preserve">US uses g/dL</w:t>
+            </w:r>
+          </w:p>
+        </w:tc>
+      </w:tr>
+      <w:tr>
+        <w:trPr>
+          <w:tblHeader w:val="false"/>
+        </w:trPr>
+        <w:tc>
+          <w:tcPr>
+            <w:tcW w:type="dxa" w:w="2543"/>
+            <w:shd w:fill="FFFFFF" w:val="clear"/>
+            <w:tcMar>
+              <w:top w:type="dxa" w:w="70"/>
+              <w:left w:type="dxa" w:w="110"/>
+              <w:bottom w:type="dxa" w:w="70"/>
+              <w:right w:type="dxa" w:w="110"/>
+            </w:tcMar>
+          </w:tcPr>
+          <w:p>
+            <w:pPr>
+              <w:spacing w:after="0" w:before="0"/>
+            </w:pPr>
+            <w:r>
+              <w:rPr>
+                <w:rFonts w:ascii="Consolas" w:cs="Consolas" w:eastAsia="Consolas" w:hAnsi="Consolas"/>
+                <w:color w:val="B3651F"/>
+                <w:sz w:val="15"/>
+                <w:szCs w:val="15"/>
+              </w:rPr>
+              <w:t xml:space="preserve">paracetamol</w:t>
+            </w:r>
+          </w:p>
+        </w:tc>
+        <w:tc>
+          <w:tcPr>
+            <w:tcW w:type="dxa" w:w="966"/>
+            <w:shd w:fill="FFFFFF" w:val="clear"/>
+            <w:tcMar>
+              <w:top w:type="dxa" w:w="70"/>
+              <w:left w:type="dxa" w:w="110"/>
+              <w:bottom w:type="dxa" w:w="70"/>
+              <w:right w:type="dxa" w:w="110"/>
+            </w:tcMar>
+          </w:tcPr>
+          <w:p>
+            <w:pPr>
+              <w:spacing w:after="0" w:before="0"/>
+            </w:pPr>
+            <w:r>
+              <w:rPr>
+                <w:color w:val="13272F"/>
+                <w:sz w:val="17"/>
+                <w:szCs w:val="17"/>
+              </w:rPr>
+              <w:t xml:space="preserve">1</w:t>
+            </w:r>
+          </w:p>
+        </w:tc>
+        <w:tc>
+          <w:tcPr>
+            <w:tcW w:type="dxa" w:w="5851"/>
+            <w:shd w:fill="FFFFFF" w:val="clear"/>
+            <w:tcMar>
+              <w:top w:type="dxa" w:w="70"/>
+              <w:left w:type="dxa" w:w="110"/>
+              <w:bottom w:type="dxa" w:w="70"/>
+              <w:right w:type="dxa" w:w="110"/>
+            </w:tcMar>
+          </w:tcPr>
+          <w:p>
+            <w:pPr>
+              <w:spacing w:after="0" w:before="0"/>
+            </w:pPr>
+            <w:r>
+              <w:rPr>
+                <w:b/>
+                <w:bCs/>
+                <w:color w:val="13272F"/>
+                <w:sz w:val="17"/>
+                <w:szCs w:val="17"/>
+              </w:rPr>
+              <w:t xml:space="preserve">US says acetaminophen</w:t>
+            </w:r>
+          </w:p>
+        </w:tc>
+      </w:tr>
+      <w:tr>
+        <w:trPr>
+          <w:tblHeader w:val="false"/>
+        </w:trPr>
+        <w:tc>
+          <w:tcPr>
+            <w:tcW w:type="dxa" w:w="2543"/>
+            <w:shd w:fill="F7FAFB" w:val="clear"/>
+            <w:tcMar>
+              <w:top w:type="dxa" w:w="70"/>
+              <w:left w:type="dxa" w:w="110"/>
+              <w:bottom w:type="dxa" w:w="70"/>
+              <w:right w:type="dxa" w:w="110"/>
+            </w:tcMar>
+          </w:tcPr>
+          <w:p>
+            <w:pPr>
+              <w:spacing w:after="0" w:before="0"/>
+            </w:pPr>
+            <w:r>
+              <w:rPr>
+                <w:rFonts w:ascii="Consolas" w:cs="Consolas" w:eastAsia="Consolas" w:hAnsi="Consolas"/>
+                <w:color w:val="B3651F"/>
+                <w:sz w:val="15"/>
+                <w:szCs w:val="15"/>
+              </w:rPr>
+              <w:t xml:space="preserve">haemo…</w:t>
+            </w:r>
+          </w:p>
+        </w:tc>
+        <w:tc>
+          <w:tcPr>
+            <w:tcW w:type="dxa" w:w="966"/>
+            <w:shd w:fill="F7FAFB" w:val="clear"/>
+            <w:tcMar>
+              <w:top w:type="dxa" w:w="70"/>
+              <w:left w:type="dxa" w:w="110"/>
+              <w:bottom w:type="dxa" w:w="70"/>
+              <w:right w:type="dxa" w:w="110"/>
+            </w:tcMar>
+          </w:tcPr>
+          <w:p>
+            <w:pPr>
+              <w:spacing w:after="0" w:before="0"/>
+            </w:pPr>
+            <w:r>
+              <w:rPr>
+                <w:color w:val="13272F"/>
+                <w:sz w:val="17"/>
+                <w:szCs w:val="17"/>
+              </w:rPr>
+              <w:t xml:space="preserve">10</w:t>
+            </w:r>
+          </w:p>
+        </w:tc>
+        <w:tc>
+          <w:tcPr>
+            <w:tcW w:type="dxa" w:w="5851"/>
+            <w:shd w:fill="F7FAFB" w:val="clear"/>
+            <w:tcMar>
+              <w:top w:type="dxa" w:w="70"/>
+              <w:left w:type="dxa" w:w="110"/>
+              <w:bottom w:type="dxa" w:w="70"/>
+              <w:right w:type="dxa" w:w="110"/>
+            </w:tcMar>
+          </w:tcPr>
+          <w:p>
+            <w:pPr>
+              <w:spacing w:after="0" w:before="0"/>
+            </w:pPr>
+            <w:r>
+              <w:rPr>
+                <w:color w:val="13272F"/>
+                <w:sz w:val="17"/>
+                <w:szCs w:val="17"/>
+              </w:rPr>
+              <w:t xml:space="preserve">British spelling</w:t>
+            </w:r>
+          </w:p>
+        </w:tc>
+      </w:tr>
+      <w:tr>
+        <w:trPr>
+          <w:tblHeader w:val="false"/>
+        </w:trPr>
+        <w:tc>
+          <w:tcPr>
+            <w:tcW w:type="dxa" w:w="2543"/>
+            <w:shd w:fill="FFFFFF" w:val="clear"/>
+            <w:tcMar>
+              <w:top w:type="dxa" w:w="70"/>
+              <w:left w:type="dxa" w:w="110"/>
+              <w:bottom w:type="dxa" w:w="70"/>
+              <w:right w:type="dxa" w:w="110"/>
+            </w:tcMar>
+          </w:tcPr>
+          <w:p>
+            <w:pPr>
+              <w:spacing w:after="0" w:before="0"/>
+            </w:pPr>
+            <w:r>
+              <w:rPr>
+                <w:rFonts w:ascii="Consolas" w:cs="Consolas" w:eastAsia="Consolas" w:hAnsi="Consolas"/>
+                <w:color w:val="B3651F"/>
+                <w:sz w:val="15"/>
+                <w:szCs w:val="15"/>
+              </w:rPr>
+              <w:t xml:space="preserve">oesophag…</w:t>
+            </w:r>
+            <w:r>
+              <w:rPr>
+                <w:color w:val="13272F"/>
+                <w:sz w:val="17"/>
+                <w:szCs w:val="17"/>
+              </w:rPr>
+              <w:t xml:space="preserve"> / </w:t>
+            </w:r>
+            <w:r>
+              <w:rPr>
+                <w:rFonts w:ascii="Consolas" w:cs="Consolas" w:eastAsia="Consolas" w:hAnsi="Consolas"/>
+                <w:color w:val="B3651F"/>
+                <w:sz w:val="15"/>
+                <w:szCs w:val="15"/>
+              </w:rPr>
+              <w:t xml:space="preserve">esophag…</w:t>
+            </w:r>
+          </w:p>
+        </w:tc>
+        <w:tc>
+          <w:tcPr>
+            <w:tcW w:type="dxa" w:w="966"/>
+            <w:shd w:fill="FFFFFF" w:val="clear"/>
+            <w:tcMar>
+              <w:top w:type="dxa" w:w="70"/>
+              <w:left w:type="dxa" w:w="110"/>
+              <w:bottom w:type="dxa" w:w="70"/>
+              <w:right w:type="dxa" w:w="110"/>
+            </w:tcMar>
+          </w:tcPr>
+          <w:p>
+            <w:pPr>
+              <w:spacing w:after="0" w:before="0"/>
+            </w:pPr>
+            <w:r>
+              <w:rPr>
+                <w:color w:val="13272F"/>
+                <w:sz w:val="17"/>
+                <w:szCs w:val="17"/>
+              </w:rPr>
+              <w:t xml:space="preserve">11 / 14</w:t>
+            </w:r>
+          </w:p>
+        </w:tc>
+        <w:tc>
+          <w:tcPr>
+            <w:tcW w:type="dxa" w:w="5851"/>
+            <w:shd w:fill="FFFFFF" w:val="clear"/>
+            <w:tcMar>
+              <w:top w:type="dxa" w:w="70"/>
+              <w:left w:type="dxa" w:w="110"/>
+              <w:bottom w:type="dxa" w:w="70"/>
+              <w:right w:type="dxa" w:w="110"/>
+            </w:tcMar>
+          </w:tcPr>
+          <w:p>
+            <w:pPr>
+              <w:spacing w:after="0" w:before="0"/>
+            </w:pPr>
+            <w:r>
+              <w:rPr>
+                <w:b/>
+                <w:bCs/>
+                <w:color w:val="13272F"/>
+                <w:sz w:val="17"/>
+                <w:szCs w:val="17"/>
+              </w:rPr>
+              <w:t xml:space="preserve">inconsistent with itself</w:t>
+            </w:r>
+          </w:p>
+        </w:tc>
+      </w:tr>
+    </w:tbl>
+    <w:p>
+      <w:pPr>
+        <w:spacing w:after="160"/>
+      </w:pPr>
+    </w:p>
+    <w:p>
+      <w:pPr>
+        <w:spacing w:after="120" w:before="60" w:line="300"/>
+      </w:pPr>
+      <w:r>
+        <w:rPr>
+          <w:color w:val="13272F"/>
+          <w:sz w:val="20"/>
+          <w:szCs w:val="20"/>
+        </w:rPr>
+        <w:t xml:space="preserve">The cases are written in Commonwealth convention, which matches </w:t>
+      </w:r>
+      <w:r>
+        <w:rPr>
+          <w:rFonts w:ascii="Consolas" w:cs="Consolas" w:eastAsia="Consolas" w:hAnsi="Consolas"/>
+          <w:color w:val="B3651F"/>
+          <w:sz w:val="18"/>
+          <w:szCs w:val="18"/>
+        </w:rPr>
+        <w:t xml:space="preserve">CLAUDE.md</w:t>
+      </w:r>
+      <w:r>
+        <w:rPr>
+          <w:color w:val="13272F"/>
+          <w:sz w:val="20"/>
+          <w:szCs w:val="20"/>
+        </w:rPr>
+        <w:t xml:space="preserve">'s</w:t>
+      </w:r>
+    </w:p>
+    <w:p>
+      <w:pPr>
+        <w:spacing w:after="120" w:before="60" w:line="300"/>
+      </w:pPr>
+      <w:r>
+        <w:rPr>
+          <w:color w:val="13272F"/>
+          <w:sz w:val="20"/>
+          <w:szCs w:val="20"/>
+        </w:rPr>
+        <w:t xml:space="preserve">house style — but a US student reading </w:t>
+      </w:r>
+      <w:r>
+        <w:rPr>
+          <w:i/>
+          <w:iCs/>
+          <w:color w:val="13272F"/>
+          <w:sz w:val="20"/>
+          <w:szCs w:val="20"/>
+        </w:rPr>
+        <w:t xml:space="preserve">"glucose 7.8 mmol/L"</w:t>
+      </w:r>
+      <w:r>
+        <w:rPr>
+          <w:color w:val="13272F"/>
+          <w:sz w:val="20"/>
+          <w:szCs w:val="20"/>
+        </w:rPr>
+        <w:t xml:space="preserve"> must convert to</w:t>
+      </w:r>
+    </w:p>
+    <w:p>
+      <w:pPr>
+        <w:spacing w:after="120" w:before="60" w:line="300"/>
+      </w:pPr>
+      <w:r>
+        <w:rPr>
+          <w:color w:val="13272F"/>
+          <w:sz w:val="20"/>
+          <w:szCs w:val="20"/>
+        </w:rPr>
+        <w:t xml:space="preserve">140 mg/dL before they can reason about it. **For a product whose whole subject</w:t>
+      </w:r>
+    </w:p>
+    <w:p>
+      <w:pPr>
+        <w:spacing w:after="120" w:before="60" w:line="300"/>
+      </w:pPr>
+      <w:r>
+        <w:rPr>
+          <w:color w:val="13272F"/>
+          <w:sz w:val="20"/>
+          <w:szCs w:val="20"/>
+        </w:rPr>
+        <w:t xml:space="preserve">is interpreting clinical values, that is not cosmetic friction.**</w:t>
+      </w:r>
+    </w:p>
+    <w:p>
+      <w:pPr>
+        <w:spacing w:after="120" w:before="60" w:line="300"/>
+      </w:pPr>
+      <w:r>
+        <w:rPr>
+          <w:b/>
+          <w:bCs/>
+          <w:color w:val="13272F"/>
+          <w:sz w:val="20"/>
+          <w:szCs w:val="20"/>
+        </w:rPr>
+        <w:t xml:space="preserve">Options:</w:t>
+      </w:r>
+    </w:p>
+    <w:tbl>
+      <w:tblPr>
+        <w:tblW w:type="dxa" w:w="9360"/>
+        <w:tblBorders>
+          <w:top w:val="single" w:color="D6E2E6" w:sz="2"/>
+          <w:left w:val="single" w:color="D6E2E6" w:sz="2"/>
+          <w:bottom w:val="single" w:color="D6E2E6" w:sz="2"/>
+          <w:right w:val="single" w:color="D6E2E6" w:sz="2"/>
+          <w:insideH w:val="single" w:color="D6E2E6" w:sz="1"/>
+          <w:insideV w:val="single" w:color="D6E2E6" w:sz="1"/>
+        </w:tblBorders>
+      </w:tblPr>
+      <w:tblGrid>
+        <w:gridCol w:w="1728"/>
+        <w:gridCol w:w="7632"/>
+      </w:tblGrid>
+      <w:tr>
+        <w:trPr>
+          <w:tblHeader/>
+        </w:trPr>
+        <w:tc>
+          <w:tcPr>
+            <w:tcW w:type="dxa" w:w="1728"/>
+            <w:shd w:fill="13272F" w:val="clear"/>
+            <w:tcMar>
+              <w:top w:type="dxa" w:w="70"/>
+              <w:left w:type="dxa" w:w="110"/>
+              <w:bottom w:type="dxa" w:w="70"/>
+              <w:right w:type="dxa" w:w="110"/>
+            </w:tcMar>
+          </w:tcPr>
+          <w:p>
+            <w:pPr>
+              <w:spacing w:after="0" w:before="0"/>
+            </w:pPr>
+            <w:r>
+              <w:rPr>
+                <w:b/>
+                <w:bCs/>
+                <w:color w:val="FFFFFF"/>
+                <w:sz w:val="17"/>
+                <w:szCs w:val="17"/>
+              </w:rPr>
+              <w:t xml:space="preserve"/>
+            </w:r>
+          </w:p>
+        </w:tc>
+        <w:tc>
+          <w:tcPr>
+            <w:tcW w:type="dxa" w:w="7632"/>
+            <w:shd w:fill="13272F" w:val="clear"/>
+            <w:tcMar>
+              <w:top w:type="dxa" w:w="70"/>
+              <w:left w:type="dxa" w:w="110"/>
+              <w:bottom w:type="dxa" w:w="70"/>
+              <w:right w:type="dxa" w:w="110"/>
+            </w:tcMar>
+          </w:tcPr>
+          <w:p>
+            <w:pPr>
+              <w:spacing w:after="0" w:before="0"/>
+            </w:pPr>
+            <w:r>
+              <w:rPr>
+                <w:b/>
+                <w:bCs/>
+                <w:color w:val="FFFFFF"/>
+                <w:sz w:val="17"/>
+                <w:szCs w:val="17"/>
+              </w:rPr>
+              <w:t xml:space="preserve"/>
+            </w:r>
+          </w:p>
+        </w:tc>
+      </w:tr>
+      <w:tr>
+        <w:trPr>
+          <w:tblHeader w:val="false"/>
+        </w:trPr>
+        <w:tc>
+          <w:tcPr>
+            <w:tcW w:type="dxa" w:w="1728"/>
+            <w:shd w:fill="FFFFFF" w:val="clear"/>
+            <w:tcMar>
+              <w:top w:type="dxa" w:w="70"/>
+              <w:left w:type="dxa" w:w="110"/>
+              <w:bottom w:type="dxa" w:w="70"/>
+              <w:right w:type="dxa" w:w="110"/>
+            </w:tcMar>
+          </w:tcPr>
+          <w:p>
+            <w:pPr>
+              <w:spacing w:after="0" w:before="0"/>
+            </w:pPr>
+            <w:r>
+              <w:rPr>
+                <w:b/>
+                <w:bCs/>
+                <w:color w:val="13272F"/>
+                <w:sz w:val="17"/>
+                <w:szCs w:val="17"/>
+              </w:rPr>
+              <w:t xml:space="preserve">A · Commonwealth only</w:t>
+            </w:r>
+          </w:p>
+        </w:tc>
+        <w:tc>
+          <w:tcPr>
+            <w:tcW w:type="dxa" w:w="7632"/>
+            <w:shd w:fill="FFFFFF" w:val="clear"/>
+            <w:tcMar>
+              <w:top w:type="dxa" w:w="70"/>
+              <w:left w:type="dxa" w:w="110"/>
+              <w:bottom w:type="dxa" w:w="70"/>
+              <w:right w:type="dxa" w:w="110"/>
+            </w:tcMar>
+          </w:tcPr>
+          <w:p>
+            <w:pPr>
+              <w:spacing w:after="0" w:before="0"/>
+            </w:pPr>
+            <w:r>
+              <w:rPr>
+                <w:color w:val="13272F"/>
+                <w:sz w:val="17"/>
+                <w:szCs w:val="17"/>
+              </w:rPr>
+              <w:t xml:space="preserve">Matches existing content and house style. Accepts friction for US users. Cheapest</w:t>
+            </w:r>
+          </w:p>
+        </w:tc>
+      </w:tr>
+      <w:tr>
+        <w:trPr>
+          <w:tblHeader w:val="false"/>
+        </w:trPr>
+        <w:tc>
+          <w:tcPr>
+            <w:tcW w:type="dxa" w:w="1728"/>
+            <w:shd w:fill="F7FAFB" w:val="clear"/>
+            <w:tcMar>
+              <w:top w:type="dxa" w:w="70"/>
+              <w:left w:type="dxa" w:w="110"/>
+              <w:bottom w:type="dxa" w:w="70"/>
+              <w:right w:type="dxa" w:w="110"/>
+            </w:tcMar>
+          </w:tcPr>
+          <w:p>
+            <w:pPr>
+              <w:spacing w:after="0" w:before="0"/>
+            </w:pPr>
+            <w:r>
+              <w:rPr>
+                <w:b/>
+                <w:bCs/>
+                <w:color w:val="13272F"/>
+                <w:sz w:val="17"/>
+                <w:szCs w:val="17"/>
+              </w:rPr>
+              <w:t xml:space="preserve">B · Locale-aware display</w:t>
+            </w:r>
+          </w:p>
+        </w:tc>
+        <w:tc>
+          <w:tcPr>
+            <w:tcW w:type="dxa" w:w="7632"/>
+            <w:shd w:fill="F7FAFB" w:val="clear"/>
+            <w:tcMar>
+              <w:top w:type="dxa" w:w="70"/>
+              <w:left w:type="dxa" w:w="110"/>
+              <w:bottom w:type="dxa" w:w="70"/>
+              <w:right w:type="dxa" w:w="110"/>
+            </w:tcMar>
+          </w:tcPr>
+          <w:p>
+            <w:pPr>
+              <w:spacing w:after="0" w:before="0"/>
+            </w:pPr>
+            <w:r>
+              <w:rPr>
+                <w:color w:val="13272F"/>
+                <w:sz w:val="17"/>
+                <w:szCs w:val="17"/>
+              </w:rPr>
+              <w:t xml:space="preserve">Store SI, render mg/dL for US users. Real feature work, and it must not change what the detectors match on</w:t>
+            </w:r>
+          </w:p>
+        </w:tc>
+      </w:tr>
+      <w:tr>
+        <w:trPr>
+          <w:tblHeader w:val="false"/>
+        </w:trPr>
+        <w:tc>
+          <w:tcPr>
+            <w:tcW w:type="dxa" w:w="1728"/>
+            <w:shd w:fill="FFFFFF" w:val="clear"/>
+            <w:tcMar>
+              <w:top w:type="dxa" w:w="70"/>
+              <w:left w:type="dxa" w:w="110"/>
+              <w:bottom w:type="dxa" w:w="70"/>
+              <w:right w:type="dxa" w:w="110"/>
+            </w:tcMar>
+          </w:tcPr>
+          <w:p>
+            <w:pPr>
+              <w:spacing w:after="0" w:before="0"/>
+            </w:pPr>
+            <w:r>
+              <w:rPr>
+                <w:b/>
+                <w:bCs/>
+                <w:color w:val="13272F"/>
+                <w:sz w:val="17"/>
+                <w:szCs w:val="17"/>
+              </w:rPr>
+              <w:t xml:space="preserve">C · Dual notation</w:t>
+            </w:r>
+          </w:p>
+        </w:tc>
+        <w:tc>
+          <w:tcPr>
+            <w:tcW w:type="dxa" w:w="7632"/>
+            <w:shd w:fill="FFFFFF" w:val="clear"/>
+            <w:tcMar>
+              <w:top w:type="dxa" w:w="70"/>
+              <w:left w:type="dxa" w:w="110"/>
+              <w:bottom w:type="dxa" w:w="70"/>
+              <w:right w:type="dxa" w:w="110"/>
+            </w:tcMar>
+          </w:tcPr>
+          <w:p>
+            <w:pPr>
+              <w:spacing w:after="0" w:before="0"/>
+            </w:pPr>
+            <w:r>
+              <w:rPr>
+                <w:rFonts w:ascii="Consolas" w:cs="Consolas" w:eastAsia="Consolas" w:hAnsi="Consolas"/>
+                <w:color w:val="B3651F"/>
+                <w:sz w:val="15"/>
+                <w:szCs w:val="15"/>
+              </w:rPr>
+              <w:t xml:space="preserve">7.8 mmol/L (140 mg/dL)</w:t>
+            </w:r>
+            <w:r>
+              <w:rPr>
+                <w:color w:val="13272F"/>
+                <w:sz w:val="17"/>
+                <w:szCs w:val="17"/>
+              </w:rPr>
+              <w:t xml:space="preserve"> in the case text. No code, some clutter, works immediately</w:t>
+            </w:r>
+          </w:p>
+        </w:tc>
+      </w:tr>
+    </w:tbl>
+    <w:p>
+      <w:pPr>
+        <w:spacing w:after="160"/>
+      </w:pPr>
+    </w:p>
+    <w:p>
+      <w:pPr>
+        <w:spacing w:after="120" w:before="60" w:line="300"/>
+      </w:pPr>
+      <w:r>
+        <w:rPr>
+          <w:b/>
+          <w:bCs/>
+          <w:color w:val="13272F"/>
+          <w:sz w:val="20"/>
+          <w:szCs w:val="20"/>
+        </w:rPr>
+        <w:t xml:space="preserve">Not decided.</w:t>
+      </w:r>
+      <w:r>
+        <w:rPr>
+          <w:color w:val="13272F"/>
+          <w:sz w:val="20"/>
+          <w:szCs w:val="20"/>
+        </w:rPr>
+        <w:t xml:space="preserve"> It affects how cases 6–10 are authored, so it should be settled</w:t>
+      </w:r>
+    </w:p>
+    <w:p>
+      <w:pPr>
+        <w:spacing w:after="120" w:before="60" w:line="300"/>
+      </w:pPr>
+      <w:r>
+        <w:rPr>
+          <w:color w:val="13272F"/>
+          <w:sz w:val="20"/>
+          <w:szCs w:val="20"/>
+        </w:rPr>
+        <w:t xml:space="preserve">before authoring starts rather than after.</w:t>
+      </w:r>
+    </w:p>
+    <w:p>
+      <w:pPr>
+        <w:spacing w:after="120" w:before="60" w:line="300"/>
+      </w:pPr>
+      <w:r>
+        <w:rPr>
+          <w:b/>
+          <w:bCs/>
+          <w:color w:val="13272F"/>
+          <w:sz w:val="20"/>
+          <w:szCs w:val="20"/>
+        </w:rPr>
+        <w:t xml:space="preserve">Separately and regardless of market:</w:t>
+      </w:r>
+      <w:r>
+        <w:rPr>
+          <w:color w:val="13272F"/>
+          <w:sz w:val="20"/>
+          <w:szCs w:val="20"/>
+        </w:rPr>
+        <w:t xml:space="preserve"> the </w:t>
+      </w:r>
+      <w:r>
+        <w:rPr>
+          <w:rFonts w:ascii="Consolas" w:cs="Consolas" w:eastAsia="Consolas" w:hAnsi="Consolas"/>
+          <w:color w:val="B3651F"/>
+          <w:sz w:val="18"/>
+          <w:szCs w:val="18"/>
+        </w:rPr>
+        <w:t xml:space="preserve">oesophageal</w:t>
+      </w:r>
+      <w:r>
+        <w:rPr>
+          <w:color w:val="13272F"/>
+          <w:sz w:val="20"/>
+          <w:szCs w:val="20"/>
+        </w:rPr>
+        <w:t xml:space="preserve">/</w:t>
+      </w:r>
+      <w:r>
+        <w:rPr>
+          <w:rFonts w:ascii="Consolas" w:cs="Consolas" w:eastAsia="Consolas" w:hAnsi="Consolas"/>
+          <w:color w:val="B3651F"/>
+          <w:sz w:val="18"/>
+          <w:szCs w:val="18"/>
+        </w:rPr>
+        <w:t xml:space="preserve">esophageal</w:t>
+      </w:r>
+      <w:r>
+        <w:rPr>
+          <w:color w:val="13272F"/>
+          <w:sz w:val="20"/>
+          <w:szCs w:val="20"/>
+        </w:rPr>
+        <w:t xml:space="preserve"> mix is</w:t>
+      </w:r>
+    </w:p>
+    <w:p>
+      <w:pPr>
+        <w:spacing w:after="120" w:before="60" w:line="300"/>
+      </w:pPr>
+      <w:r>
+        <w:rPr>
+          <w:color w:val="13272F"/>
+          <w:sz w:val="20"/>
+          <w:szCs w:val="20"/>
+        </w:rPr>
+        <w:t xml:space="preserve">an internal inconsistency in existing content and should be made uniform. Not</w:t>
+      </w:r>
+    </w:p>
+    <w:p>
+      <w:pPr>
+        <w:spacing w:after="120" w:before="60" w:line="300"/>
+      </w:pPr>
+      <w:r>
+        <w:rPr>
+          <w:color w:val="13272F"/>
+          <w:sz w:val="20"/>
+          <w:szCs w:val="20"/>
+        </w:rPr>
+        <w:t xml:space="preserve">changed here — clinical text is not edited without review.</w:t>
+      </w:r>
+    </w:p>
+    <w:p>
+      <w:pPr>
+        <w:pBdr>
+          <w:bottom w:val="single" w:color="D6E2E6" w:sz="6" w:space="2"/>
+        </w:pBdr>
+        <w:spacing w:after="120" w:before="120"/>
+      </w:pPr>
+      <w:r>
+        <w:t xml:space="preserve"/>
+      </w:r>
+    </w:p>
+    <w:p>
       <w:r>
         <w:br w:type="page"/>
       </w:r>
@@ -21653,7 +23128,7 @@
           <w:sz w:val="25"/>
           <w:szCs w:val="25"/>
         </w:rPr>
-        <w:t xml:space="preserve">9.2 Price ⟨DECIDE⟩</w:t>
+        <w:t xml:space="preserve">9.2 Price — ✅ DECIDED (11 September 2026)</w:t>
       </w:r>
     </w:p>
     <w:p>
@@ -21673,7 +23148,7 @@
           <w:sz w:val="20"/>
           <w:szCs w:val="20"/>
         </w:rPr>
-        <w:t xml:space="preserve">Recommendation: US$8–12/month, or US$60–80/year.</w:t>
+        <w:t xml:space="preserve">DECIDED: US$8–12/month, or US$60–80/year.</w:t>
       </w:r>
       <w:r>
         <w:rPr>
@@ -21681,7 +23156,7 @@
           <w:sz w:val="20"/>
           <w:szCs w:val="20"/>
         </w:rPr>
-        <w:t xml:space="preserve">  Context: Amboss and UWorld sit at roughly $30–50/month. We are a focused single-purpose tool, not a comprehensive question bank, so we should price meaningfully below them. Anchoring near $10 keeps us in "obvious yes" territory for a student already spending on study tools.  Annual should be priced at ~7 months to drive commitment, which materially improves cash flow and retention.</w:t>
+        <w:t xml:space="preserve"> The exact figure within that range is set at T-041, when real LLM cost per completed session is known.  Context: Amboss and UWorld sit at roughly $30–50/month. We are a focused single-purpose tool, not a comprehensive question bank, so we should price meaningfully below them. Anchoring near $10 keeps us in "obvious yes" territory for a student already spending on study tools.  Annual should be priced at ~7 months to drive commitment, which materially improves cash flow and retention.</w:t>
       </w:r>
     </w:p>
     <w:p>
@@ -21961,7 +23436,7 @@
           <w:sz w:val="25"/>
           <w:szCs w:val="25"/>
         </w:rPr>
-        <w:t xml:space="preserve">9.4 Regional pricing ⟨DECIDE⟩</w:t>
+        <w:t xml:space="preserve">9.4 Regional pricing — ✅ DECIDED (11 September 2026)</w:t>
       </w:r>
     </w:p>
     <w:p>
@@ -21981,7 +23456,7 @@
           <w:sz w:val="20"/>
           <w:szCs w:val="20"/>
         </w:rPr>
-        <w:t xml:space="preserve">Recommendation: implement purchasing-power-adjusted pricing at launch</w:t>
+        <w:t xml:space="preserve">DECIDED: implement purchasing-power-adjusted pricing at launch</w:t>
       </w:r>
       <w:r>
         <w:rPr>
@@ -21989,7 +23464,7 @@
           <w:sz w:val="20"/>
           <w:szCs w:val="20"/>
         </w:rPr>
-        <w:t xml:space="preserve">, not later. Retrofitting price tiers after users have anchored on one price causes support pain and resentment. Stripe supports this natively.</w:t>
+        <w:t xml:space="preserve">, not later. This matters more given D-7 — a global launch means an Indian resident and a US resident hit the same pricing page on day one.  Original reasoning: Retrofitting price tiers after users have anchored on one price causes support pain and resentment. Stripe supports this natively.</w:t>
       </w:r>
     </w:p>
     <w:p>
@@ -22151,9 +23626,9 @@
         </w:tblBorders>
       </w:tblPr>
       <w:tblGrid>
-        <w:gridCol w:w="1634"/>
-        <w:gridCol w:w="5052"/>
-        <w:gridCol w:w="2674"/>
+        <w:gridCol w:w="1560"/>
+        <w:gridCol w:w="4822"/>
+        <w:gridCol w:w="2978"/>
       </w:tblGrid>
       <w:tr>
         <w:trPr>
@@ -22161,7 +23636,7 @@
         </w:trPr>
         <w:tc>
           <w:tcPr>
-            <w:tcW w:type="dxa" w:w="1634"/>
+            <w:tcW w:type="dxa" w:w="1560"/>
             <w:shd w:fill="13272F" w:val="clear"/>
             <w:tcMar>
               <w:top w:type="dxa" w:w="70"/>
@@ -22188,7 +23663,7 @@
         </w:tc>
         <w:tc>
           <w:tcPr>
-            <w:tcW w:type="dxa" w:w="5052"/>
+            <w:tcW w:type="dxa" w:w="4822"/>
             <w:shd w:fill="13272F" w:val="clear"/>
             <w:tcMar>
               <w:top w:type="dxa" w:w="70"/>
@@ -22215,7 +23690,7 @@
         </w:tc>
         <w:tc>
           <w:tcPr>
-            <w:tcW w:type="dxa" w:w="2674"/>
+            <w:tcW w:type="dxa" w:w="2978"/>
             <w:shd w:fill="13272F" w:val="clear"/>
             <w:tcMar>
               <w:top w:type="dxa" w:w="70"/>
@@ -22236,7 +23711,7 @@
                 <w:sz w:val="17"/>
                 <w:szCs w:val="17"/>
               </w:rPr>
-              <w:t xml:space="preserve">v1 target ⟨DECIDE⟩</w:t>
+              <w:t xml:space="preserve">v1 target — ✅ DECIDED</w:t>
             </w:r>
           </w:p>
         </w:tc>
@@ -22247,7 +23722,7 @@
         </w:trPr>
         <w:tc>
           <w:tcPr>
-            <w:tcW w:type="dxa" w:w="1634"/>
+            <w:tcW w:type="dxa" w:w="1560"/>
             <w:shd w:fill="FFFFFF" w:val="clear"/>
             <w:tcMar>
               <w:top w:type="dxa" w:w="70"/>
@@ -22272,7 +23747,7 @@
         </w:tc>
         <w:tc>
           <w:tcPr>
-            <w:tcW w:type="dxa" w:w="5052"/>
+            <w:tcW w:type="dxa" w:w="4822"/>
             <w:shd w:fill="FFFFFF" w:val="clear"/>
             <w:tcMar>
               <w:top w:type="dxa" w:w="70"/>
@@ -22297,7 +23772,7 @@
         </w:tc>
         <w:tc>
           <w:tcPr>
-            <w:tcW w:type="dxa" w:w="2674"/>
+            <w:tcW w:type="dxa" w:w="2978"/>
             <w:shd w:fill="FFFFFF" w:val="clear"/>
             <w:tcMar>
               <w:top w:type="dxa" w:w="70"/>
@@ -22327,7 +23802,7 @@
         </w:trPr>
         <w:tc>
           <w:tcPr>
-            <w:tcW w:type="dxa" w:w="1634"/>
+            <w:tcW w:type="dxa" w:w="1560"/>
             <w:shd w:fill="F7FAFB" w:val="clear"/>
             <w:tcMar>
               <w:top w:type="dxa" w:w="70"/>
@@ -22352,7 +23827,7 @@
         </w:tc>
         <w:tc>
           <w:tcPr>
-            <w:tcW w:type="dxa" w:w="5052"/>
+            <w:tcW w:type="dxa" w:w="4822"/>
             <w:shd w:fill="F7FAFB" w:val="clear"/>
             <w:tcMar>
               <w:top w:type="dxa" w:w="70"/>
@@ -22377,7 +23852,7 @@
         </w:tc>
         <w:tc>
           <w:tcPr>
-            <w:tcW w:type="dxa" w:w="2674"/>
+            <w:tcW w:type="dxa" w:w="2978"/>
             <w:shd w:fill="F7FAFB" w:val="clear"/>
             <w:tcMar>
               <w:top w:type="dxa" w:w="70"/>
@@ -22407,7 +23882,7 @@
         </w:trPr>
         <w:tc>
           <w:tcPr>
-            <w:tcW w:type="dxa" w:w="1634"/>
+            <w:tcW w:type="dxa" w:w="1560"/>
             <w:shd w:fill="FFFFFF" w:val="clear"/>
             <w:tcMar>
               <w:top w:type="dxa" w:w="70"/>
@@ -22432,7 +23907,7 @@
         </w:tc>
         <w:tc>
           <w:tcPr>
-            <w:tcW w:type="dxa" w:w="5052"/>
+            <w:tcW w:type="dxa" w:w="4822"/>
             <w:shd w:fill="FFFFFF" w:val="clear"/>
             <w:tcMar>
               <w:top w:type="dxa" w:w="70"/>
@@ -22457,7 +23932,7 @@
         </w:tc>
         <w:tc>
           <w:tcPr>
-            <w:tcW w:type="dxa" w:w="2674"/>
+            <w:tcW w:type="dxa" w:w="2978"/>
             <w:shd w:fill="FFFFFF" w:val="clear"/>
             <w:tcMar>
               <w:top w:type="dxa" w:w="70"/>
@@ -22487,7 +23962,7 @@
         </w:trPr>
         <w:tc>
           <w:tcPr>
-            <w:tcW w:type="dxa" w:w="1634"/>
+            <w:tcW w:type="dxa" w:w="1560"/>
             <w:shd w:fill="F7FAFB" w:val="clear"/>
             <w:tcMar>
               <w:top w:type="dxa" w:w="70"/>
@@ -22512,7 +23987,7 @@
         </w:tc>
         <w:tc>
           <w:tcPr>
-            <w:tcW w:type="dxa" w:w="5052"/>
+            <w:tcW w:type="dxa" w:w="4822"/>
             <w:shd w:fill="F7FAFB" w:val="clear"/>
             <w:tcMar>
               <w:top w:type="dxa" w:w="70"/>
@@ -22537,7 +24012,7 @@
         </w:tc>
         <w:tc>
           <w:tcPr>
-            <w:tcW w:type="dxa" w:w="2674"/>
+            <w:tcW w:type="dxa" w:w="2978"/>
             <w:shd w:fill="F7FAFB" w:val="clear"/>
             <w:tcMar>
               <w:top w:type="dxa" w:w="70"/>
@@ -22567,7 +24042,7 @@
         </w:trPr>
         <w:tc>
           <w:tcPr>
-            <w:tcW w:type="dxa" w:w="1634"/>
+            <w:tcW w:type="dxa" w:w="1560"/>
             <w:shd w:fill="FFFFFF" w:val="clear"/>
             <w:tcMar>
               <w:top w:type="dxa" w:w="70"/>
@@ -22592,7 +24067,7 @@
         </w:tc>
         <w:tc>
           <w:tcPr>
-            <w:tcW w:type="dxa" w:w="5052"/>
+            <w:tcW w:type="dxa" w:w="4822"/>
             <w:shd w:fill="FFFFFF" w:val="clear"/>
             <w:tcMar>
               <w:top w:type="dxa" w:w="70"/>
@@ -22617,7 +24092,7 @@
         </w:tc>
         <w:tc>
           <w:tcPr>
-            <w:tcW w:type="dxa" w:w="2674"/>
+            <w:tcW w:type="dxa" w:w="2978"/>
             <w:shd w:fill="FFFFFF" w:val="clear"/>
             <w:tcMar>
               <w:top w:type="dxa" w:w="70"/>
@@ -22647,7 +24122,7 @@
         </w:trPr>
         <w:tc>
           <w:tcPr>
-            <w:tcW w:type="dxa" w:w="1634"/>
+            <w:tcW w:type="dxa" w:w="1560"/>
             <w:shd w:fill="F7FAFB" w:val="clear"/>
             <w:tcMar>
               <w:top w:type="dxa" w:w="70"/>
@@ -22672,7 +24147,7 @@
         </w:tc>
         <w:tc>
           <w:tcPr>
-            <w:tcW w:type="dxa" w:w="5052"/>
+            <w:tcW w:type="dxa" w:w="4822"/>
             <w:shd w:fill="F7FAFB" w:val="clear"/>
             <w:tcMar>
               <w:top w:type="dxa" w:w="70"/>
@@ -22697,7 +24172,7 @@
         </w:tc>
         <w:tc>
           <w:tcPr>
-            <w:tcW w:type="dxa" w:w="2674"/>
+            <w:tcW w:type="dxa" w:w="2978"/>
             <w:shd w:fill="F7FAFB" w:val="clear"/>
             <w:tcMar>
               <w:top w:type="dxa" w:w="70"/>
@@ -22733,13 +24208,88 @@
       </w:pPr>
       <w:r>
         <w:rPr>
-          <w:i/>
-          <w:iCs/>
+          <w:b/>
+          <w:bCs/>
           <w:color w:val="13272F"/>
           <w:sz w:val="20"/>
           <w:szCs w:val="20"/>
         </w:rPr>
-        <w:t xml:space="preserve">Targets are hypotheses for a first product, not benchmarks. Their purpose is to make under-performance visible early.</w:t>
+        <w:t xml:space="preserve">DECIDED: accepted as tabled, explicitly provisional.</w:t>
+      </w:r>
+    </w:p>
+    <w:p>
+      <w:pPr>
+        <w:spacing w:after="120" w:before="60" w:line="300"/>
+      </w:pPr>
+      <w:r>
+        <w:rPr>
+          <w:color w:val="13272F"/>
+          <w:sz w:val="20"/>
+          <w:szCs w:val="20"/>
+        </w:rPr>
+        <w:t xml:space="preserve">No preference was expressed, so these stand as written. They are **hypotheses,</w:t>
+      </w:r>
+    </w:p>
+    <w:p>
+      <w:pPr>
+        <w:spacing w:after="120" w:before="60" w:line="300"/>
+      </w:pPr>
+      <w:r>
+        <w:rPr>
+          <w:color w:val="13272F"/>
+          <w:sz w:val="20"/>
+          <w:szCs w:val="20"/>
+        </w:rPr>
+        <w:t xml:space="preserve">not goals** — none is validated, and a first product has no benchmark to compare</w:t>
+      </w:r>
+    </w:p>
+    <w:p>
+      <w:pPr>
+        <w:spacing w:after="120" w:before="60" w:line="300"/>
+      </w:pPr>
+      <w:r>
+        <w:rPr>
+          <w:color w:val="13272F"/>
+          <w:sz w:val="20"/>
+          <w:szCs w:val="20"/>
+        </w:rPr>
+        <w:t xml:space="preserve">against. Their only purpose is to make under-performance visible early.</w:t>
+      </w:r>
+    </w:p>
+    <w:p>
+      <w:pPr>
+        <w:spacing w:after="120" w:before="60" w:line="300"/>
+      </w:pPr>
+      <w:r>
+        <w:rPr>
+          <w:b/>
+          <w:bCs/>
+          <w:color w:val="13272F"/>
+          <w:sz w:val="20"/>
+          <w:szCs w:val="20"/>
+        </w:rPr>
+        <w:t xml:space="preserve">Revisit after the first 100 activated users.</w:t>
+      </w:r>
+      <w:r>
+        <w:rPr>
+          <w:color w:val="13272F"/>
+          <w:sz w:val="20"/>
+          <w:szCs w:val="20"/>
+        </w:rPr>
+        <w:t xml:space="preserve"> If a number is missed, the</w:t>
+      </w:r>
+    </w:p>
+    <w:p>
+      <w:pPr>
+        <w:spacing w:after="120" w:before="60" w:line="300"/>
+      </w:pPr>
+      <w:r>
+        <w:rPr>
+          <w:color w:val="13272F"/>
+          <w:sz w:val="20"/>
+          <w:szCs w:val="20"/>
+        </w:rPr>
+        <w:t xml:space="preserve">question is whether the target was wrong, not only whether the product was.</w:t>
       </w:r>
     </w:p>
     <w:p>
@@ -23721,7 +25271,7 @@
           <w:sz w:val="20"/>
           <w:szCs w:val="20"/>
         </w:rPr>
-        <w:t xml:space="preserve">Decided 9 September 2026: D-1, D-2, D-3.</w:t>
+        <w:t xml:space="preserve">All eight decided.</w:t>
       </w:r>
       <w:r>
         <w:rPr>
@@ -23729,7 +25279,25 @@
           <w:sz w:val="20"/>
           <w:szCs w:val="20"/>
         </w:rPr>
-        <w:t xml:space="preserve"> The remaining five are open.</w:t>
+        <w:t xml:space="preserve"> D-1, D-2, D-3 and D-8 on 9 September 2026; D-4 to D-7 on 11 September. </w:t>
+      </w:r>
+      <w:r>
+        <w:rPr>
+          <w:b/>
+          <w:bCs/>
+          <w:color w:val="13272F"/>
+          <w:sz w:val="20"/>
+          <w:szCs w:val="20"/>
+        </w:rPr>
+        <w:t xml:space="preserve">D-7 raised a new open question, D-9</w:t>
+      </w:r>
+      <w:r>
+        <w:rPr>
+          <w:color w:val="13272F"/>
+          <w:sz w:val="20"/>
+          <w:szCs w:val="20"/>
+        </w:rPr>
+        <w:t xml:space="preserve"> — see §5.5.</w:t>
       </w:r>
     </w:p>
     <w:tbl>
@@ -23746,10 +25314,10 @@
       </w:tblPr>
       <w:tblGrid>
         <w:gridCol w:w="583"/>
+        <w:gridCol w:w="1728"/>
+        <w:gridCol w:w="2659"/>
         <w:gridCol w:w="1595"/>
         <w:gridCol w:w="2795"/>
-        <w:gridCol w:w="1595"/>
-        <w:gridCol w:w="2792"/>
       </w:tblGrid>
       <w:tr>
         <w:trPr>
@@ -23784,7 +25352,7 @@
         </w:tc>
         <w:tc>
           <w:tcPr>
-            <w:tcW w:type="dxa" w:w="1595"/>
+            <w:tcW w:type="dxa" w:w="1728"/>
             <w:shd w:fill="13272F" w:val="clear"/>
             <w:tcMar>
               <w:top w:type="dxa" w:w="70"/>
@@ -23811,7 +25379,7 @@
         </w:tc>
         <w:tc>
           <w:tcPr>
-            <w:tcW w:type="dxa" w:w="2795"/>
+            <w:tcW w:type="dxa" w:w="2659"/>
             <w:shd w:fill="13272F" w:val="clear"/>
             <w:tcMar>
               <w:top w:type="dxa" w:w="70"/>
@@ -23865,7 +25433,7 @@
         </w:tc>
         <w:tc>
           <w:tcPr>
-            <w:tcW w:type="dxa" w:w="2792"/>
+            <w:tcW w:type="dxa" w:w="2795"/>
             <w:shd w:fill="13272F" w:val="clear"/>
             <w:tcMar>
               <w:top w:type="dxa" w:w="70"/>
@@ -23924,6 +25492,56 @@
         </w:tc>
         <w:tc>
           <w:tcPr>
+            <w:tcW w:type="dxa" w:w="1728"/>
+            <w:shd w:fill="FFFFFF" w:val="clear"/>
+            <w:tcMar>
+              <w:top w:type="dxa" w:w="70"/>
+              <w:left w:type="dxa" w:w="110"/>
+              <w:bottom w:type="dxa" w:w="70"/>
+              <w:right w:type="dxa" w:w="110"/>
+            </w:tcMar>
+          </w:tcPr>
+          <w:p>
+            <w:pPr>
+              <w:spacing w:after="0" w:before="0"/>
+            </w:pPr>
+            <w:r>
+              <w:rPr>
+                <w:color w:val="13272F"/>
+                <w:sz w:val="17"/>
+                <w:szCs w:val="17"/>
+              </w:rPr>
+              <w:t xml:space="preserve">Primary persona (§3.1)</w:t>
+            </w:r>
+          </w:p>
+        </w:tc>
+        <w:tc>
+          <w:tcPr>
+            <w:tcW w:type="dxa" w:w="2659"/>
+            <w:shd w:fill="FFFFFF" w:val="clear"/>
+            <w:tcMar>
+              <w:top w:type="dxa" w:w="70"/>
+              <w:left w:type="dxa" w:w="110"/>
+              <w:bottom w:type="dxa" w:w="70"/>
+              <w:right w:type="dxa" w:w="110"/>
+            </w:tcMar>
+          </w:tcPr>
+          <w:p>
+            <w:pPr>
+              <w:spacing w:after="0" w:before="0"/>
+            </w:pPr>
+            <w:r>
+              <w:rPr>
+                <w:color w:val="13272F"/>
+                <w:sz w:val="17"/>
+                <w:szCs w:val="17"/>
+              </w:rPr>
+              <w:t xml:space="preserve">Clinical-phase students + early trainees</w:t>
+            </w:r>
+          </w:p>
+        </w:tc>
+        <w:tc>
+          <w:tcPr>
             <w:tcW w:type="dxa" w:w="1595"/>
             <w:shd w:fill="FFFFFF" w:val="clear"/>
             <w:tcMar>
@@ -23943,63 +25561,13 @@
                 <w:sz w:val="17"/>
                 <w:szCs w:val="17"/>
               </w:rPr>
-              <w:t xml:space="preserve">Primary persona (§3.1)</w:t>
+              <w:t xml:space="preserve">UX tone, case difficulty</w:t>
             </w:r>
           </w:p>
         </w:tc>
         <w:tc>
           <w:tcPr>
             <w:tcW w:type="dxa" w:w="2795"/>
-            <w:shd w:fill="FFFFFF" w:val="clear"/>
-            <w:tcMar>
-              <w:top w:type="dxa" w:w="70"/>
-              <w:left w:type="dxa" w:w="110"/>
-              <w:bottom w:type="dxa" w:w="70"/>
-              <w:right w:type="dxa" w:w="110"/>
-            </w:tcMar>
-          </w:tcPr>
-          <w:p>
-            <w:pPr>
-              <w:spacing w:after="0" w:before="0"/>
-            </w:pPr>
-            <w:r>
-              <w:rPr>
-                <w:color w:val="13272F"/>
-                <w:sz w:val="17"/>
-                <w:szCs w:val="17"/>
-              </w:rPr>
-              <w:t xml:space="preserve">Clinical-phase students + early trainees</w:t>
-            </w:r>
-          </w:p>
-        </w:tc>
-        <w:tc>
-          <w:tcPr>
-            <w:tcW w:type="dxa" w:w="1595"/>
-            <w:shd w:fill="FFFFFF" w:val="clear"/>
-            <w:tcMar>
-              <w:top w:type="dxa" w:w="70"/>
-              <w:left w:type="dxa" w:w="110"/>
-              <w:bottom w:type="dxa" w:w="70"/>
-              <w:right w:type="dxa" w:w="110"/>
-            </w:tcMar>
-          </w:tcPr>
-          <w:p>
-            <w:pPr>
-              <w:spacing w:after="0" w:before="0"/>
-            </w:pPr>
-            <w:r>
-              <w:rPr>
-                <w:color w:val="13272F"/>
-                <w:sz w:val="17"/>
-                <w:szCs w:val="17"/>
-              </w:rPr>
-              <w:t xml:space="preserve">UX tone, case difficulty</w:t>
-            </w:r>
-          </w:p>
-        </w:tc>
-        <w:tc>
-          <w:tcPr>
-            <w:tcW w:type="dxa" w:w="2792"/>
             <w:shd w:fill="FFFFFF" w:val="clear"/>
             <w:tcMar>
               <w:top w:type="dxa" w:w="70"/>
@@ -24074,7 +25642,7 @@
         </w:tc>
         <w:tc>
           <w:tcPr>
-            <w:tcW w:type="dxa" w:w="1595"/>
+            <w:tcW w:type="dxa" w:w="1728"/>
             <w:shd w:fill="F7FAFB" w:val="clear"/>
             <w:tcMar>
               <w:top w:type="dxa" w:w="70"/>
@@ -24099,7 +25667,7 @@
         </w:tc>
         <w:tc>
           <w:tcPr>
-            <w:tcW w:type="dxa" w:w="2795"/>
+            <w:tcW w:type="dxa" w:w="2659"/>
             <w:shd w:fill="F7FAFB" w:val="clear"/>
             <w:tcMar>
               <w:top w:type="dxa" w:w="70"/>
@@ -24159,7 +25727,7 @@
         </w:tc>
         <w:tc>
           <w:tcPr>
-            <w:tcW w:type="dxa" w:w="2792"/>
+            <w:tcW w:type="dxa" w:w="2795"/>
             <w:shd w:fill="F7FAFB" w:val="clear"/>
             <w:tcMar>
               <w:top w:type="dxa" w:w="70"/>
@@ -24234,6 +25802,56 @@
         </w:tc>
         <w:tc>
           <w:tcPr>
+            <w:tcW w:type="dxa" w:w="1728"/>
+            <w:shd w:fill="FFFFFF" w:val="clear"/>
+            <w:tcMar>
+              <w:top w:type="dxa" w:w="70"/>
+              <w:left w:type="dxa" w:w="110"/>
+              <w:bottom w:type="dxa" w:w="70"/>
+              <w:right w:type="dxa" w:w="110"/>
+            </w:tcMar>
+          </w:tcPr>
+          <w:p>
+            <w:pPr>
+              <w:spacing w:after="0" w:before="0"/>
+            </w:pPr>
+            <w:r>
+              <w:rPr>
+                <w:color w:val="13272F"/>
+                <w:sz w:val="17"/>
+                <w:szCs w:val="17"/>
+              </w:rPr>
+              <w:t xml:space="preserve">Free tier limit (§9.1)</w:t>
+            </w:r>
+          </w:p>
+        </w:tc>
+        <w:tc>
+          <w:tcPr>
+            <w:tcW w:type="dxa" w:w="2659"/>
+            <w:shd w:fill="FFFFFF" w:val="clear"/>
+            <w:tcMar>
+              <w:top w:type="dxa" w:w="70"/>
+              <w:left w:type="dxa" w:w="110"/>
+              <w:bottom w:type="dxa" w:w="70"/>
+              <w:right w:type="dxa" w:w="110"/>
+            </w:tcMar>
+          </w:tcPr>
+          <w:p>
+            <w:pPr>
+              <w:spacing w:after="0" w:before="0"/>
+            </w:pPr>
+            <w:r>
+              <w:rPr>
+                <w:color w:val="13272F"/>
+                <w:sz w:val="17"/>
+                <w:szCs w:val="17"/>
+              </w:rPr>
+              <w:t xml:space="preserve">3 per month</w:t>
+            </w:r>
+          </w:p>
+        </w:tc>
+        <w:tc>
+          <w:tcPr>
             <w:tcW w:type="dxa" w:w="1595"/>
             <w:shd w:fill="FFFFFF" w:val="clear"/>
             <w:tcMar>
@@ -24253,63 +25871,13 @@
                 <w:sz w:val="17"/>
                 <w:szCs w:val="17"/>
               </w:rPr>
-              <w:t xml:space="preserve">Free tier limit (§9.1)</w:t>
+              <w:t xml:space="preserve">gating code (T-017)</w:t>
             </w:r>
           </w:p>
         </w:tc>
         <w:tc>
           <w:tcPr>
             <w:tcW w:type="dxa" w:w="2795"/>
-            <w:shd w:fill="FFFFFF" w:val="clear"/>
-            <w:tcMar>
-              <w:top w:type="dxa" w:w="70"/>
-              <w:left w:type="dxa" w:w="110"/>
-              <w:bottom w:type="dxa" w:w="70"/>
-              <w:right w:type="dxa" w:w="110"/>
-            </w:tcMar>
-          </w:tcPr>
-          <w:p>
-            <w:pPr>
-              <w:spacing w:after="0" w:before="0"/>
-            </w:pPr>
-            <w:r>
-              <w:rPr>
-                <w:color w:val="13272F"/>
-                <w:sz w:val="17"/>
-                <w:szCs w:val="17"/>
-              </w:rPr>
-              <w:t xml:space="preserve">3 per month</w:t>
-            </w:r>
-          </w:p>
-        </w:tc>
-        <w:tc>
-          <w:tcPr>
-            <w:tcW w:type="dxa" w:w="1595"/>
-            <w:shd w:fill="FFFFFF" w:val="clear"/>
-            <w:tcMar>
-              <w:top w:type="dxa" w:w="70"/>
-              <w:left w:type="dxa" w:w="110"/>
-              <w:bottom w:type="dxa" w:w="70"/>
-              <w:right w:type="dxa" w:w="110"/>
-            </w:tcMar>
-          </w:tcPr>
-          <w:p>
-            <w:pPr>
-              <w:spacing w:after="0" w:before="0"/>
-            </w:pPr>
-            <w:r>
-              <w:rPr>
-                <w:color w:val="13272F"/>
-                <w:sz w:val="17"/>
-                <w:szCs w:val="17"/>
-              </w:rPr>
-              <w:t xml:space="preserve">gating code (T-017)</w:t>
-            </w:r>
-          </w:p>
-        </w:tc>
-        <w:tc>
-          <w:tcPr>
-            <w:tcW w:type="dxa" w:w="2792"/>
             <w:shd w:fill="FFFFFF" w:val="clear"/>
             <w:tcMar>
               <w:top w:type="dxa" w:w="70"/>
@@ -24372,11 +25940,63 @@
             </w:pPr>
             <w:r>
               <w:rPr>
-                <w:color w:val="13272F"/>
-                <w:sz w:val="17"/>
-                <w:szCs w:val="17"/>
-              </w:rPr>
-              <w:t xml:space="preserve">⟨D-4⟩</w:t>
+                <w:b/>
+                <w:bCs/>
+                <w:color w:val="13272F"/>
+                <w:sz w:val="17"/>
+                <w:szCs w:val="17"/>
+              </w:rPr>
+              <w:t xml:space="preserve">D-4</w:t>
+            </w:r>
+          </w:p>
+        </w:tc>
+        <w:tc>
+          <w:tcPr>
+            <w:tcW w:type="dxa" w:w="1728"/>
+            <w:shd w:fill="F7FAFB" w:val="clear"/>
+            <w:tcMar>
+              <w:top w:type="dxa" w:w="70"/>
+              <w:left w:type="dxa" w:w="110"/>
+              <w:bottom w:type="dxa" w:w="70"/>
+              <w:right w:type="dxa" w:w="110"/>
+            </w:tcMar>
+          </w:tcPr>
+          <w:p>
+            <w:pPr>
+              <w:spacing w:after="0" w:before="0"/>
+            </w:pPr>
+            <w:r>
+              <w:rPr>
+                <w:color w:val="13272F"/>
+                <w:sz w:val="17"/>
+                <w:szCs w:val="17"/>
+              </w:rPr>
+              <w:t xml:space="preserve">Price point (§9.2)</w:t>
+            </w:r>
+          </w:p>
+        </w:tc>
+        <w:tc>
+          <w:tcPr>
+            <w:tcW w:type="dxa" w:w="2659"/>
+            <w:shd w:fill="F7FAFB" w:val="clear"/>
+            <w:tcMar>
+              <w:top w:type="dxa" w:w="70"/>
+              <w:left w:type="dxa" w:w="110"/>
+              <w:bottom w:type="dxa" w:w="70"/>
+              <w:right w:type="dxa" w:w="110"/>
+            </w:tcMar>
+          </w:tcPr>
+          <w:p>
+            <w:pPr>
+              <w:spacing w:after="0" w:before="0"/>
+            </w:pPr>
+            <w:r>
+              <w:rPr>
+                <w:color w:val="13272F"/>
+                <w:sz w:val="17"/>
+                <w:szCs w:val="17"/>
+              </w:rPr>
+              <w:t xml:space="preserve">$8–12/mo, $60–80/yr</w:t>
             </w:r>
           </w:p>
         </w:tc>
@@ -24401,7 +26021,7 @@
                 <w:sz w:val="17"/>
                 <w:szCs w:val="17"/>
               </w:rPr>
-              <w:t xml:space="preserve">Price point (§9.2)</w:t>
+              <w:t xml:space="preserve">Stripe setup</w:t>
             </w:r>
           </w:p>
         </w:tc>
@@ -24426,14 +26046,114 @@
                 <w:sz w:val="17"/>
                 <w:szCs w:val="17"/>
               </w:rPr>
-              <w:t xml:space="preserve">$8–12/mo, $60–80/yr</w:t>
+              <w:t xml:space="preserve">✅ </w:t>
+            </w:r>
+            <w:r>
+              <w:rPr>
+                <w:b/>
+                <w:bCs/>
+                <w:color w:val="13272F"/>
+                <w:sz w:val="17"/>
+                <w:szCs w:val="17"/>
+              </w:rPr>
+              <w:t xml:space="preserve">DECIDED</w:t>
+            </w:r>
+            <w:r>
+              <w:rPr>
+                <w:color w:val="13272F"/>
+                <w:sz w:val="17"/>
+                <w:szCs w:val="17"/>
+              </w:rPr>
+              <w:t xml:space="preserve"> — range accepted</w:t>
+            </w:r>
+          </w:p>
+        </w:tc>
+      </w:tr>
+      <w:tr>
+        <w:trPr>
+          <w:tblHeader w:val="false"/>
+        </w:trPr>
+        <w:tc>
+          <w:tcPr>
+            <w:tcW w:type="dxa" w:w="583"/>
+            <w:shd w:fill="FFFFFF" w:val="clear"/>
+            <w:tcMar>
+              <w:top w:type="dxa" w:w="70"/>
+              <w:left w:type="dxa" w:w="110"/>
+              <w:bottom w:type="dxa" w:w="70"/>
+              <w:right w:type="dxa" w:w="110"/>
+            </w:tcMar>
+          </w:tcPr>
+          <w:p>
+            <w:pPr>
+              <w:spacing w:after="0" w:before="0"/>
+            </w:pPr>
+            <w:r>
+              <w:rPr>
+                <w:b/>
+                <w:bCs/>
+                <w:color w:val="13272F"/>
+                <w:sz w:val="17"/>
+                <w:szCs w:val="17"/>
+              </w:rPr>
+              <w:t xml:space="preserve">D-5</w:t>
+            </w:r>
+          </w:p>
+        </w:tc>
+        <w:tc>
+          <w:tcPr>
+            <w:tcW w:type="dxa" w:w="1728"/>
+            <w:shd w:fill="FFFFFF" w:val="clear"/>
+            <w:tcMar>
+              <w:top w:type="dxa" w:w="70"/>
+              <w:left w:type="dxa" w:w="110"/>
+              <w:bottom w:type="dxa" w:w="70"/>
+              <w:right w:type="dxa" w:w="110"/>
+            </w:tcMar>
+          </w:tcPr>
+          <w:p>
+            <w:pPr>
+              <w:spacing w:after="0" w:before="0"/>
+            </w:pPr>
+            <w:r>
+              <w:rPr>
+                <w:color w:val="13272F"/>
+                <w:sz w:val="17"/>
+                <w:szCs w:val="17"/>
+              </w:rPr>
+              <w:t xml:space="preserve">Regional pricing (§9.4)</w:t>
+            </w:r>
+          </w:p>
+        </w:tc>
+        <w:tc>
+          <w:tcPr>
+            <w:tcW w:type="dxa" w:w="2659"/>
+            <w:shd w:fill="FFFFFF" w:val="clear"/>
+            <w:tcMar>
+              <w:top w:type="dxa" w:w="70"/>
+              <w:left w:type="dxa" w:w="110"/>
+              <w:bottom w:type="dxa" w:w="70"/>
+              <w:right w:type="dxa" w:w="110"/>
+            </w:tcMar>
+          </w:tcPr>
+          <w:p>
+            <w:pPr>
+              <w:spacing w:after="0" w:before="0"/>
+            </w:pPr>
+            <w:r>
+              <w:rPr>
+                <w:color w:val="13272F"/>
+                <w:sz w:val="17"/>
+                <w:szCs w:val="17"/>
+              </w:rPr>
+              <w:t xml:space="preserve">Yes, at launch</w:t>
             </w:r>
           </w:p>
         </w:tc>
         <w:tc>
           <w:tcPr>
             <w:tcW w:type="dxa" w:w="1595"/>
-            <w:shd w:fill="F7FAFB" w:val="clear"/>
+            <w:shd w:fill="FFFFFF" w:val="clear"/>
             <w:tcMar>
               <w:top w:type="dxa" w:w="70"/>
               <w:left w:type="dxa" w:w="110"/>
@@ -24455,6 +26175,49 @@
             </w:r>
           </w:p>
         </w:tc>
+        <w:tc>
+          <w:tcPr>
+            <w:tcW w:type="dxa" w:w="2795"/>
+            <w:shd w:fill="FFFFFF" w:val="clear"/>
+            <w:tcMar>
+              <w:top w:type="dxa" w:w="70"/>
+              <w:left w:type="dxa" w:w="110"/>
+              <w:bottom w:type="dxa" w:w="70"/>
+              <w:right w:type="dxa" w:w="110"/>
+            </w:tcMar>
+          </w:tcPr>
+          <w:p>
+            <w:pPr>
+              <w:spacing w:after="0" w:before="0"/>
+            </w:pPr>
+            <w:r>
+              <w:rPr>
+                <w:color w:val="13272F"/>
+                <w:sz w:val="17"/>
+                <w:szCs w:val="17"/>
+              </w:rPr>
+              <w:t xml:space="preserve">✅ </w:t>
+            </w:r>
+            <w:r>
+              <w:rPr>
+                <w:b/>
+                <w:bCs/>
+                <w:color w:val="13272F"/>
+                <w:sz w:val="17"/>
+                <w:szCs w:val="17"/>
+              </w:rPr>
+              <w:t xml:space="preserve">DECIDED</w:t>
+            </w:r>
+            <w:r>
+              <w:rPr>
+                <w:color w:val="13272F"/>
+                <w:sz w:val="17"/>
+                <w:szCs w:val="17"/>
+              </w:rPr>
+              <w:t xml:space="preserve"> — yes</w:t>
+            </w:r>
+          </w:p>
+        </w:tc>
       </w:tr>
       <w:tr>
         <w:trPr>
@@ -24463,75 +26226,227 @@
         <w:tc>
           <w:tcPr>
             <w:tcW w:type="dxa" w:w="583"/>
-            <w:shd w:fill="FFFFFF" w:val="clear"/>
-            <w:tcMar>
-              <w:top w:type="dxa" w:w="70"/>
-              <w:left w:type="dxa" w:w="110"/>
-              <w:bottom w:type="dxa" w:w="70"/>
-              <w:right w:type="dxa" w:w="110"/>
-            </w:tcMar>
-          </w:tcPr>
-          <w:p>
-            <w:pPr>
-              <w:spacing w:after="0" w:before="0"/>
-            </w:pPr>
-            <w:r>
-              <w:rPr>
-                <w:color w:val="13272F"/>
-                <w:sz w:val="17"/>
-                <w:szCs w:val="17"/>
-              </w:rPr>
-              <w:t xml:space="preserve">⟨D-5⟩</w:t>
+            <w:shd w:fill="F7FAFB" w:val="clear"/>
+            <w:tcMar>
+              <w:top w:type="dxa" w:w="70"/>
+              <w:left w:type="dxa" w:w="110"/>
+              <w:bottom w:type="dxa" w:w="70"/>
+              <w:right w:type="dxa" w:w="110"/>
+            </w:tcMar>
+          </w:tcPr>
+          <w:p>
+            <w:pPr>
+              <w:spacing w:after="0" w:before="0"/>
+            </w:pPr>
+            <w:r>
+              <w:rPr>
+                <w:b/>
+                <w:bCs/>
+                <w:color w:val="13272F"/>
+                <w:sz w:val="17"/>
+                <w:szCs w:val="17"/>
+              </w:rPr>
+              <w:t xml:space="preserve">D-6</w:t>
+            </w:r>
+          </w:p>
+        </w:tc>
+        <w:tc>
+          <w:tcPr>
+            <w:tcW w:type="dxa" w:w="1728"/>
+            <w:shd w:fill="F7FAFB" w:val="clear"/>
+            <w:tcMar>
+              <w:top w:type="dxa" w:w="70"/>
+              <w:left w:type="dxa" w:w="110"/>
+              <w:bottom w:type="dxa" w:w="70"/>
+              <w:right w:type="dxa" w:w="110"/>
+            </w:tcMar>
+          </w:tcPr>
+          <w:p>
+            <w:pPr>
+              <w:spacing w:after="0" w:before="0"/>
+            </w:pPr>
+            <w:r>
+              <w:rPr>
+                <w:color w:val="13272F"/>
+                <w:sz w:val="17"/>
+                <w:szCs w:val="17"/>
+              </w:rPr>
+              <w:t xml:space="preserve">Funnel targets (§10.2)</w:t>
+            </w:r>
+          </w:p>
+        </w:tc>
+        <w:tc>
+          <w:tcPr>
+            <w:tcW w:type="dxa" w:w="2659"/>
+            <w:shd w:fill="F7FAFB" w:val="clear"/>
+            <w:tcMar>
+              <w:top w:type="dxa" w:w="70"/>
+              <w:left w:type="dxa" w:w="110"/>
+              <w:bottom w:type="dxa" w:w="70"/>
+              <w:right w:type="dxa" w:w="110"/>
+            </w:tcMar>
+          </w:tcPr>
+          <w:p>
+            <w:pPr>
+              <w:spacing w:after="0" w:before="0"/>
+            </w:pPr>
+            <w:r>
+              <w:rPr>
+                <w:color w:val="13272F"/>
+                <w:sz w:val="17"/>
+                <w:szCs w:val="17"/>
+              </w:rPr>
+              <w:t xml:space="preserve">As tabled</w:t>
             </w:r>
           </w:p>
         </w:tc>
         <w:tc>
           <w:tcPr>
             <w:tcW w:type="dxa" w:w="1595"/>
-            <w:shd w:fill="FFFFFF" w:val="clear"/>
-            <w:tcMar>
-              <w:top w:type="dxa" w:w="70"/>
-              <w:left w:type="dxa" w:w="110"/>
-              <w:bottom w:type="dxa" w:w="70"/>
-              <w:right w:type="dxa" w:w="110"/>
-            </w:tcMar>
-          </w:tcPr>
-          <w:p>
-            <w:pPr>
-              <w:spacing w:after="0" w:before="0"/>
-            </w:pPr>
-            <w:r>
-              <w:rPr>
-                <w:color w:val="13272F"/>
-                <w:sz w:val="17"/>
-                <w:szCs w:val="17"/>
-              </w:rPr>
-              <w:t xml:space="preserve">Regional pricing (§9.4)</w:t>
+            <w:shd w:fill="F7FAFB" w:val="clear"/>
+            <w:tcMar>
+              <w:top w:type="dxa" w:w="70"/>
+              <w:left w:type="dxa" w:w="110"/>
+              <w:bottom w:type="dxa" w:w="70"/>
+              <w:right w:type="dxa" w:w="110"/>
+            </w:tcMar>
+          </w:tcPr>
+          <w:p>
+            <w:pPr>
+              <w:spacing w:after="0" w:before="0"/>
+            </w:pPr>
+            <w:r>
+              <w:rPr>
+                <w:color w:val="13272F"/>
+                <w:sz w:val="17"/>
+                <w:szCs w:val="17"/>
+              </w:rPr>
+              <w:t xml:space="preserve">Analytics setup</w:t>
             </w:r>
           </w:p>
         </w:tc>
         <w:tc>
           <w:tcPr>
             <w:tcW w:type="dxa" w:w="2795"/>
-            <w:shd w:fill="FFFFFF" w:val="clear"/>
-            <w:tcMar>
-              <w:top w:type="dxa" w:w="70"/>
-              <w:left w:type="dxa" w:w="110"/>
-              <w:bottom w:type="dxa" w:w="70"/>
-              <w:right w:type="dxa" w:w="110"/>
-            </w:tcMar>
-          </w:tcPr>
-          <w:p>
-            <w:pPr>
-              <w:spacing w:after="0" w:before="0"/>
-            </w:pPr>
-            <w:r>
-              <w:rPr>
-                <w:color w:val="13272F"/>
-                <w:sz w:val="17"/>
-                <w:szCs w:val="17"/>
-              </w:rPr>
-              <w:t xml:space="preserve">Yes, at launch</w:t>
+            <w:shd w:fill="F7FAFB" w:val="clear"/>
+            <w:tcMar>
+              <w:top w:type="dxa" w:w="70"/>
+              <w:left w:type="dxa" w:w="110"/>
+              <w:bottom w:type="dxa" w:w="70"/>
+              <w:right w:type="dxa" w:w="110"/>
+            </w:tcMar>
+          </w:tcPr>
+          <w:p>
+            <w:pPr>
+              <w:spacing w:after="0" w:before="0"/>
+            </w:pPr>
+            <w:r>
+              <w:rPr>
+                <w:color w:val="13272F"/>
+                <w:sz w:val="17"/>
+                <w:szCs w:val="17"/>
+              </w:rPr>
+              <w:t xml:space="preserve">✅ </w:t>
+            </w:r>
+            <w:r>
+              <w:rPr>
+                <w:b/>
+                <w:bCs/>
+                <w:color w:val="13272F"/>
+                <w:sz w:val="17"/>
+                <w:szCs w:val="17"/>
+              </w:rPr>
+              <w:t xml:space="preserve">DECIDED</w:t>
+            </w:r>
+            <w:r>
+              <w:rPr>
+                <w:color w:val="13272F"/>
+                <w:sz w:val="17"/>
+                <w:szCs w:val="17"/>
+              </w:rPr>
+              <w:t xml:space="preserve"> — accepted, provisional</w:t>
+            </w:r>
+          </w:p>
+        </w:tc>
+      </w:tr>
+      <w:tr>
+        <w:trPr>
+          <w:tblHeader w:val="false"/>
+        </w:trPr>
+        <w:tc>
+          <w:tcPr>
+            <w:tcW w:type="dxa" w:w="583"/>
+            <w:shd w:fill="FFFFFF" w:val="clear"/>
+            <w:tcMar>
+              <w:top w:type="dxa" w:w="70"/>
+              <w:left w:type="dxa" w:w="110"/>
+              <w:bottom w:type="dxa" w:w="70"/>
+              <w:right w:type="dxa" w:w="110"/>
+            </w:tcMar>
+          </w:tcPr>
+          <w:p>
+            <w:pPr>
+              <w:spacing w:after="0" w:before="0"/>
+            </w:pPr>
+            <w:r>
+              <w:rPr>
+                <w:b/>
+                <w:bCs/>
+                <w:color w:val="13272F"/>
+                <w:sz w:val="17"/>
+                <w:szCs w:val="17"/>
+              </w:rPr>
+              <w:t xml:space="preserve">D-7</w:t>
+            </w:r>
+          </w:p>
+        </w:tc>
+        <w:tc>
+          <w:tcPr>
+            <w:tcW w:type="dxa" w:w="1728"/>
+            <w:shd w:fill="FFFFFF" w:val="clear"/>
+            <w:tcMar>
+              <w:top w:type="dxa" w:w="70"/>
+              <w:left w:type="dxa" w:w="110"/>
+              <w:bottom w:type="dxa" w:w="70"/>
+              <w:right w:type="dxa" w:w="110"/>
+            </w:tcMar>
+          </w:tcPr>
+          <w:p>
+            <w:pPr>
+              <w:spacing w:after="0" w:before="0"/>
+            </w:pPr>
+            <w:r>
+              <w:rPr>
+                <w:color w:val="13272F"/>
+                <w:sz w:val="17"/>
+                <w:szCs w:val="17"/>
+              </w:rPr>
+              <w:t xml:space="preserve">Launch market</w:t>
+            </w:r>
+          </w:p>
+        </w:tc>
+        <w:tc>
+          <w:tcPr>
+            <w:tcW w:type="dxa" w:w="2659"/>
+            <w:shd w:fill="FFFFFF" w:val="clear"/>
+            <w:tcMar>
+              <w:top w:type="dxa" w:w="70"/>
+              <w:left w:type="dxa" w:w="110"/>
+              <w:bottom w:type="dxa" w:w="70"/>
+              <w:right w:type="dxa" w:w="110"/>
+            </w:tcMar>
+          </w:tcPr>
+          <w:p>
+            <w:pPr>
+              <w:spacing w:after="0" w:before="0"/>
+            </w:pPr>
+            <w:r>
+              <w:rPr>
+                <w:color w:val="13272F"/>
+                <w:sz w:val="17"/>
+                <w:szCs w:val="17"/>
+              </w:rPr>
+              <w:t xml:space="preserve">—</w:t>
             </w:r>
           </w:p>
         </w:tc>
@@ -24556,7 +26471,50 @@
                 <w:sz w:val="17"/>
                 <w:szCs w:val="17"/>
               </w:rPr>
-              <w:t xml:space="preserve">Stripe setup</w:t>
+              <w:t xml:space="preserve">Pricing, legal</w:t>
+            </w:r>
+          </w:p>
+        </w:tc>
+        <w:tc>
+          <w:tcPr>
+            <w:tcW w:type="dxa" w:w="2795"/>
+            <w:shd w:fill="FFFFFF" w:val="clear"/>
+            <w:tcMar>
+              <w:top w:type="dxa" w:w="70"/>
+              <w:left w:type="dxa" w:w="110"/>
+              <w:bottom w:type="dxa" w:w="70"/>
+              <w:right w:type="dxa" w:w="110"/>
+            </w:tcMar>
+          </w:tcPr>
+          <w:p>
+            <w:pPr>
+              <w:spacing w:after="0" w:before="0"/>
+            </w:pPr>
+            <w:r>
+              <w:rPr>
+                <w:color w:val="13272F"/>
+                <w:sz w:val="17"/>
+                <w:szCs w:val="17"/>
+              </w:rPr>
+              <w:t xml:space="preserve">✅ </w:t>
+            </w:r>
+            <w:r>
+              <w:rPr>
+                <w:b/>
+                <w:bCs/>
+                <w:color w:val="13272F"/>
+                <w:sz w:val="17"/>
+                <w:szCs w:val="17"/>
+              </w:rPr>
+              <w:t xml:space="preserve">DECIDED</w:t>
+            </w:r>
+            <w:r>
+              <w:rPr>
+                <w:color w:val="13272F"/>
+                <w:sz w:val="17"/>
+                <w:szCs w:val="17"/>
+              </w:rPr>
+              <w:t xml:space="preserve"> — global English-speaking</w:t>
             </w:r>
           </w:p>
         </w:tc>
@@ -24586,144 +26544,49 @@
                 <w:sz w:val="17"/>
                 <w:szCs w:val="17"/>
               </w:rPr>
-              <w:t xml:space="preserve">⟨D-6⟩</w:t>
-            </w:r>
-          </w:p>
-        </w:tc>
-        <w:tc>
-          <w:tcPr>
-            <w:tcW w:type="dxa" w:w="1595"/>
-            <w:shd w:fill="F7FAFB" w:val="clear"/>
-            <w:tcMar>
-              <w:top w:type="dxa" w:w="70"/>
-              <w:left w:type="dxa" w:w="110"/>
-              <w:bottom w:type="dxa" w:w="70"/>
-              <w:right w:type="dxa" w:w="110"/>
-            </w:tcMar>
-          </w:tcPr>
-          <w:p>
-            <w:pPr>
-              <w:spacing w:after="0" w:before="0"/>
-            </w:pPr>
-            <w:r>
-              <w:rPr>
-                <w:color w:val="13272F"/>
-                <w:sz w:val="17"/>
-                <w:szCs w:val="17"/>
-              </w:rPr>
-              <w:t xml:space="preserve">Funnel targets (§10.2)</w:t>
-            </w:r>
-          </w:p>
-        </w:tc>
-        <w:tc>
-          <w:tcPr>
-            <w:tcW w:type="dxa" w:w="2795"/>
-            <w:shd w:fill="F7FAFB" w:val="clear"/>
-            <w:tcMar>
-              <w:top w:type="dxa" w:w="70"/>
-              <w:left w:type="dxa" w:w="110"/>
-              <w:bottom w:type="dxa" w:w="70"/>
-              <w:right w:type="dxa" w:w="110"/>
-            </w:tcMar>
-          </w:tcPr>
-          <w:p>
-            <w:pPr>
-              <w:spacing w:after="0" w:before="0"/>
-            </w:pPr>
-            <w:r>
-              <w:rPr>
-                <w:color w:val="13272F"/>
-                <w:sz w:val="17"/>
-                <w:szCs w:val="17"/>
-              </w:rPr>
-              <w:t xml:space="preserve">As tabled</w:t>
-            </w:r>
-          </w:p>
-        </w:tc>
-        <w:tc>
-          <w:tcPr>
-            <w:tcW w:type="dxa" w:w="1595"/>
-            <w:shd w:fill="F7FAFB" w:val="clear"/>
-            <w:tcMar>
-              <w:top w:type="dxa" w:w="70"/>
-              <w:left w:type="dxa" w:w="110"/>
-              <w:bottom w:type="dxa" w:w="70"/>
-              <w:right w:type="dxa" w:w="110"/>
-            </w:tcMar>
-          </w:tcPr>
-          <w:p>
-            <w:pPr>
-              <w:spacing w:after="0" w:before="0"/>
-            </w:pPr>
-            <w:r>
-              <w:rPr>
-                <w:color w:val="13272F"/>
-                <w:sz w:val="17"/>
-                <w:szCs w:val="17"/>
-              </w:rPr>
-              <w:t xml:space="preserve">Analytics setup</w:t>
-            </w:r>
-          </w:p>
-        </w:tc>
-      </w:tr>
-      <w:tr>
-        <w:trPr>
-          <w:tblHeader w:val="false"/>
-        </w:trPr>
-        <w:tc>
-          <w:tcPr>
-            <w:tcW w:type="dxa" w:w="583"/>
-            <w:shd w:fill="FFFFFF" w:val="clear"/>
-            <w:tcMar>
-              <w:top w:type="dxa" w:w="70"/>
-              <w:left w:type="dxa" w:w="110"/>
-              <w:bottom w:type="dxa" w:w="70"/>
-              <w:right w:type="dxa" w:w="110"/>
-            </w:tcMar>
-          </w:tcPr>
-          <w:p>
-            <w:pPr>
-              <w:spacing w:after="0" w:before="0"/>
-            </w:pPr>
-            <w:r>
-              <w:rPr>
-                <w:color w:val="13272F"/>
-                <w:sz w:val="17"/>
-                <w:szCs w:val="17"/>
-              </w:rPr>
-              <w:t xml:space="preserve">⟨D-7⟩</w:t>
-            </w:r>
-          </w:p>
-        </w:tc>
-        <w:tc>
-          <w:tcPr>
-            <w:tcW w:type="dxa" w:w="1595"/>
-            <w:shd w:fill="FFFFFF" w:val="clear"/>
-            <w:tcMar>
-              <w:top w:type="dxa" w:w="70"/>
-              <w:left w:type="dxa" w:w="110"/>
-              <w:bottom w:type="dxa" w:w="70"/>
-              <w:right w:type="dxa" w:w="110"/>
-            </w:tcMar>
-          </w:tcPr>
-          <w:p>
-            <w:pPr>
-              <w:spacing w:after="0" w:before="0"/>
-            </w:pPr>
-            <w:r>
-              <w:rPr>
-                <w:color w:val="13272F"/>
-                <w:sz w:val="17"/>
-                <w:szCs w:val="17"/>
-              </w:rPr>
-              <w:t xml:space="preserve">Launch market</w:t>
-            </w:r>
-          </w:p>
-        </w:tc>
-        <w:tc>
-          <w:tcPr>
-            <w:tcW w:type="dxa" w:w="2795"/>
-            <w:shd w:fill="FFFFFF" w:val="clear"/>
+              <w:t xml:space="preserve">⟨D-9⟩</w:t>
+            </w:r>
+          </w:p>
+        </w:tc>
+        <w:tc>
+          <w:tcPr>
+            <w:tcW w:type="dxa" w:w="1728"/>
+            <w:shd w:fill="F7FAFB" w:val="clear"/>
+            <w:tcMar>
+              <w:top w:type="dxa" w:w="70"/>
+              <w:left w:type="dxa" w:w="110"/>
+              <w:bottom w:type="dxa" w:w="70"/>
+              <w:right w:type="dxa" w:w="110"/>
+            </w:tcMar>
+          </w:tcPr>
+          <w:p>
+            <w:pPr>
+              <w:spacing w:after="0" w:before="0"/>
+            </w:pPr>
+            <w:r>
+              <w:rPr>
+                <w:b/>
+                <w:bCs/>
+                <w:color w:val="13272F"/>
+                <w:sz w:val="17"/>
+                <w:szCs w:val="17"/>
+              </w:rPr>
+              <w:t xml:space="preserve">Clinical convention</w:t>
+            </w:r>
+            <w:r>
+              <w:rPr>
+                <w:color w:val="13272F"/>
+                <w:sz w:val="17"/>
+                <w:szCs w:val="17"/>
+              </w:rPr>
+              <w:t xml:space="preserve"> (§5.5)</w:t>
+            </w:r>
+          </w:p>
+        </w:tc>
+        <w:tc>
+          <w:tcPr>
+            <w:tcW w:type="dxa" w:w="2659"/>
+            <w:shd w:fill="F7FAFB" w:val="clear"/>
             <w:tcMar>
               <w:top w:type="dxa" w:w="70"/>
               <w:left w:type="dxa" w:w="110"/>
@@ -24743,55 +26606,58 @@
                 <w:sz w:val="17"/>
                 <w:szCs w:val="17"/>
               </w:rPr>
-              <w:t xml:space="preserve">No recommendation — you know your audience</w:t>
+              <w:t xml:space="preserve">New — raised by D-7</w:t>
             </w:r>
           </w:p>
         </w:tc>
         <w:tc>
           <w:tcPr>
             <w:tcW w:type="dxa" w:w="1595"/>
-            <w:shd w:fill="FFFFFF" w:val="clear"/>
-            <w:tcMar>
-              <w:top w:type="dxa" w:w="70"/>
-              <w:left w:type="dxa" w:w="110"/>
-              <w:bottom w:type="dxa" w:w="70"/>
-              <w:right w:type="dxa" w:w="110"/>
-            </w:tcMar>
-          </w:tcPr>
-          <w:p>
-            <w:pPr>
-              <w:spacing w:after="0" w:before="0"/>
-            </w:pPr>
-            <w:r>
-              <w:rPr>
-                <w:color w:val="13272F"/>
-                <w:sz w:val="17"/>
-                <w:szCs w:val="17"/>
-              </w:rPr>
-              <w:t xml:space="preserve">Pricing, legal</w:t>
-            </w:r>
-          </w:p>
-        </w:tc>
-      </w:tr>
-      <w:tr>
-        <w:trPr>
-          <w:tblHeader w:val="false"/>
-        </w:trPr>
-        <w:tc>
-          <w:tcPr>
-            <w:tcW w:type="dxa" w:w="583"/>
-            <w:shd w:fill="F7FAFB" w:val="clear"/>
-            <w:tcMar>
-              <w:top w:type="dxa" w:w="70"/>
-              <w:left w:type="dxa" w:w="110"/>
-              <w:bottom w:type="dxa" w:w="70"/>
-              <w:right w:type="dxa" w:w="110"/>
-            </w:tcMar>
-          </w:tcPr>
-          <w:p>
-            <w:pPr>
-              <w:spacing w:after="0" w:before="0"/>
-            </w:pPr>
+            <w:shd w:fill="F7FAFB" w:val="clear"/>
+            <w:tcMar>
+              <w:top w:type="dxa" w:w="70"/>
+              <w:left w:type="dxa" w:w="110"/>
+              <w:bottom w:type="dxa" w:w="70"/>
+              <w:right w:type="dxa" w:w="110"/>
+            </w:tcMar>
+          </w:tcPr>
+          <w:p>
+            <w:pPr>
+              <w:spacing w:after="0" w:before="0"/>
+            </w:pPr>
+            <w:r>
+              <w:rPr>
+                <w:color w:val="13272F"/>
+                <w:sz w:val="17"/>
+                <w:szCs w:val="17"/>
+              </w:rPr>
+              <w:t xml:space="preserve">Case authoring</w:t>
+            </w:r>
+          </w:p>
+        </w:tc>
+        <w:tc>
+          <w:tcPr>
+            <w:tcW w:type="dxa" w:w="2795"/>
+            <w:shd w:fill="F7FAFB" w:val="clear"/>
+            <w:tcMar>
+              <w:top w:type="dxa" w:w="70"/>
+              <w:left w:type="dxa" w:w="110"/>
+              <w:bottom w:type="dxa" w:w="70"/>
+              <w:right w:type="dxa" w:w="110"/>
+            </w:tcMar>
+          </w:tcPr>
+          <w:p>
+            <w:pPr>
+              <w:spacing w:after="0" w:before="0"/>
+            </w:pPr>
+            <w:r>
+              <w:rPr>
+                <w:color w:val="13272F"/>
+                <w:sz w:val="17"/>
+                <w:szCs w:val="17"/>
+              </w:rPr>
+              <w:t xml:space="preserve">⬜ </w:t>
+            </w:r>
             <w:r>
               <w:rPr>
                 <w:b/>
@@ -24800,39 +26666,19 @@
                 <w:sz w:val="17"/>
                 <w:szCs w:val="17"/>
               </w:rPr>
-              <w:t xml:space="preserve">D-8</w:t>
-            </w:r>
-          </w:p>
-        </w:tc>
-        <w:tc>
-          <w:tcPr>
-            <w:tcW w:type="dxa" w:w="1595"/>
-            <w:shd w:fill="F7FAFB" w:val="clear"/>
-            <w:tcMar>
-              <w:top w:type="dxa" w:w="70"/>
-              <w:left w:type="dxa" w:w="110"/>
-              <w:bottom w:type="dxa" w:w="70"/>
-              <w:right w:type="dxa" w:w="110"/>
-            </w:tcMar>
-          </w:tcPr>
-          <w:p>
-            <w:pPr>
-              <w:spacing w:after="0" w:before="0"/>
-            </w:pPr>
-            <w:r>
-              <w:rPr>
-                <w:color w:val="13272F"/>
-                <w:sz w:val="17"/>
-                <w:szCs w:val="17"/>
-              </w:rPr>
-              <w:t xml:space="preserve">Product name / domain</w:t>
-            </w:r>
-          </w:p>
-        </w:tc>
-        <w:tc>
-          <w:tcPr>
-            <w:tcW w:type="dxa" w:w="2795"/>
-            <w:shd w:fill="F7FAFB" w:val="clear"/>
+              <w:t xml:space="preserve">OPEN</w:t>
+            </w:r>
+          </w:p>
+        </w:tc>
+      </w:tr>
+      <w:tr>
+        <w:trPr>
+          <w:tblHeader w:val="false"/>
+        </w:trPr>
+        <w:tc>
+          <w:tcPr>
+            <w:tcW w:type="dxa" w:w="583"/>
+            <w:shd w:fill="FFFFFF" w:val="clear"/>
             <w:tcMar>
               <w:top w:type="dxa" w:w="70"/>
               <w:left w:type="dxa" w:w="110"/>
@@ -24852,6 +26698,58 @@
                 <w:sz w:val="17"/>
                 <w:szCs w:val="17"/>
               </w:rPr>
+              <w:t xml:space="preserve">D-8</w:t>
+            </w:r>
+          </w:p>
+        </w:tc>
+        <w:tc>
+          <w:tcPr>
+            <w:tcW w:type="dxa" w:w="1728"/>
+            <w:shd w:fill="FFFFFF" w:val="clear"/>
+            <w:tcMar>
+              <w:top w:type="dxa" w:w="70"/>
+              <w:left w:type="dxa" w:w="110"/>
+              <w:bottom w:type="dxa" w:w="70"/>
+              <w:right w:type="dxa" w:w="110"/>
+            </w:tcMar>
+          </w:tcPr>
+          <w:p>
+            <w:pPr>
+              <w:spacing w:after="0" w:before="0"/>
+            </w:pPr>
+            <w:r>
+              <w:rPr>
+                <w:color w:val="13272F"/>
+                <w:sz w:val="17"/>
+                <w:szCs w:val="17"/>
+              </w:rPr>
+              <w:t xml:space="preserve">Product name / domain</w:t>
+            </w:r>
+          </w:p>
+        </w:tc>
+        <w:tc>
+          <w:tcPr>
+            <w:tcW w:type="dxa" w:w="2659"/>
+            <w:shd w:fill="FFFFFF" w:val="clear"/>
+            <w:tcMar>
+              <w:top w:type="dxa" w:w="70"/>
+              <w:left w:type="dxa" w:w="110"/>
+              <w:bottom w:type="dxa" w:w="70"/>
+              <w:right w:type="dxa" w:w="110"/>
+            </w:tcMar>
+          </w:tcPr>
+          <w:p>
+            <w:pPr>
+              <w:spacing w:after="0" w:before="0"/>
+            </w:pPr>
+            <w:r>
+              <w:rPr>
+                <w:b/>
+                <w:bCs/>
+                <w:color w:val="13272F"/>
+                <w:sz w:val="17"/>
+                <w:szCs w:val="17"/>
+              </w:rPr>
               <w:t xml:space="preserve">Nidan</w:t>
             </w:r>
           </w:p>
@@ -24859,7 +26757,7 @@
         <w:tc>
           <w:tcPr>
             <w:tcW w:type="dxa" w:w="1595"/>
-            <w:shd w:fill="F7FAFB" w:val="clear"/>
+            <w:shd w:fill="FFFFFF" w:val="clear"/>
             <w:tcMar>
               <w:top w:type="dxa" w:w="70"/>
               <w:left w:type="dxa" w:w="110"/>
@@ -24883,8 +26781,8 @@
         </w:tc>
         <w:tc>
           <w:tcPr>
-            <w:tcW w:type="dxa" w:w="2792"/>
-            <w:shd w:fill="F7FAFB" w:val="clear"/>
+            <w:tcW w:type="dxa" w:w="2795"/>
+            <w:shd w:fill="FFFFFF" w:val="clear"/>
             <w:tcMar>
               <w:top w:type="dxa" w:w="70"/>
               <w:left w:type="dxa" w:w="110"/>

--- a/docs/spec/Nidan_PRD.docx
+++ b/docs/spec/Nidan_PRD.docx
@@ -157,7 +157,7 @@
           <w:sz w:val="21"/>
           <w:szCs w:val="21"/>
         </w:rPr>
-        <w:t xml:space="preserve">All 8 decided · D-9 open</w:t>
+        <w:t xml:space="preserve">All 9 decided</w:t>
       </w:r>
     </w:p>
     <w:p>
@@ -6576,7 +6576,7 @@
           <w:sz w:val="25"/>
           <w:szCs w:val="25"/>
         </w:rPr>
-        <w:t xml:space="preserve">⟨D-9⟩ Clinical convention — OPEN, raised by D-7</w:t>
+        <w:t xml:space="preserve">D-9 Clinical convention — ✅ DECIDED (12 September 2026)</w:t>
       </w:r>
     </w:p>
     <w:p>
@@ -7547,7 +7547,12 @@
     </w:p>
     <w:p>
       <w:pPr>
-        <w:spacing w:after="120" w:before="60" w:line="300"/>
+        <w:pBdr>
+          <w:left w:val="single" w:color="B3651F" w:sz="16" w:space="10"/>
+        </w:pBdr>
+        <w:shd w:fill="FFF6E8" w:val="clear"/>
+        <w:spacing w:after="160" w:before="140" w:line="300"/>
+        <w:ind w:left="260" w:right="200"/>
       </w:pPr>
       <w:r>
         <w:rPr>
@@ -7557,51 +7562,133 @@
           <w:sz w:val="20"/>
           <w:szCs w:val="20"/>
         </w:rPr>
-        <w:t xml:space="preserve">Not decided.</w:t>
-      </w:r>
-      <w:r>
-        <w:rPr>
-          <w:color w:val="13272F"/>
-          <w:sz w:val="20"/>
-          <w:szCs w:val="20"/>
-        </w:rPr>
-        <w:t xml:space="preserve"> It affects how cases 6–10 are authored, so it should be settled</w:t>
-      </w:r>
-    </w:p>
-    <w:p>
-      <w:pPr>
-        <w:spacing w:after="120" w:before="60" w:line="300"/>
-      </w:pPr>
-      <w:r>
-        <w:rPr>
-          <w:color w:val="13272F"/>
-          <w:sz w:val="20"/>
-          <w:szCs w:val="20"/>
-        </w:rPr>
-        <w:t xml:space="preserve">before authoring starts rather than after.</w:t>
-      </w:r>
-    </w:p>
-    <w:p>
-      <w:pPr>
-        <w:spacing w:after="120" w:before="60" w:line="300"/>
-      </w:pPr>
-      <w:r>
-        <w:rPr>
+        <w:t xml:space="preserve">DECIDED: option A — Commonwealth convention, unchanged.</w:t>
+      </w:r>
+    </w:p>
+    <w:p>
+      <w:pPr>
+        <w:pStyle w:val="Heading3"/>
+        <w:spacing w:after="100" w:before="220"/>
+      </w:pPr>
+      <w:r>
+        <w:rPr>
+          <w:rFonts w:ascii="Georgia" w:cs="Georgia" w:eastAsia="Georgia" w:hAnsi="Georgia"/>
           <w:b/>
           <w:bCs/>
           <w:color w:val="13272F"/>
-          <w:sz w:val="20"/>
-          <w:szCs w:val="20"/>
-        </w:rPr>
-        <w:t xml:space="preserve">Separately and regardless of market:</w:t>
-      </w:r>
-      <w:r>
-        <w:rPr>
-          <w:color w:val="13272F"/>
-          <w:sz w:val="20"/>
-          <w:szCs w:val="20"/>
-        </w:rPr>
-        <w:t xml:space="preserve"> the </w:t>
+          <w:sz w:val="22"/>
+          <w:szCs w:val="22"/>
+        </w:rPr>
+        <w:t xml:space="preserve">Why the cheapest option was also the right one</w:t>
+      </w:r>
+    </w:p>
+    <w:p>
+      <w:pPr>
+        <w:spacing w:after="120" w:before="60" w:line="300"/>
+      </w:pPr>
+      <w:r>
+        <w:rPr>
+          <w:color w:val="13272F"/>
+          <w:sz w:val="20"/>
+          <w:szCs w:val="20"/>
+        </w:rPr>
+        <w:t xml:space="preserve">The concern was overstated on first inspection, and reading the actual content</w:t>
+      </w:r>
+    </w:p>
+    <w:p>
+      <w:pPr>
+        <w:spacing w:after="120" w:before="60" w:line="300"/>
+      </w:pPr>
+      <w:r>
+        <w:rPr>
+          <w:color w:val="13272F"/>
+          <w:sz w:val="20"/>
+          <w:szCs w:val="20"/>
+        </w:rPr>
+        <w:t xml:space="preserve">corrected it. **Every lab value already carries its own interpretation and</w:t>
+      </w:r>
+    </w:p>
+    <w:p>
+      <w:pPr>
+        <w:spacing w:after="120" w:before="60" w:line="300"/>
+      </w:pPr>
+      <w:r>
+        <w:rPr>
+          <w:color w:val="13272F"/>
+          <w:sz w:val="20"/>
+          <w:szCs w:val="20"/>
+        </w:rPr>
+        <w:t xml:space="preserve">reference range:**</w:t>
+      </w:r>
+    </w:p>
+    <w:p>
+      <w:pPr>
+        <w:pBdr>
+          <w:left w:val="single" w:color="1F7A8C" w:sz="12" w:space="8"/>
+        </w:pBdr>
+        <w:shd w:fill="F4F7F8" w:val="clear"/>
+        <w:spacing w:after="0" w:before="100" w:line="240"/>
+        <w:ind w:left="200" w:right="200"/>
+      </w:pPr>
+      <w:r>
+        <w:rPr>
+          <w:rFonts w:ascii="Consolas" w:cs="Consolas" w:eastAsia="Consolas" w:hAnsi="Consolas"/>
+          <w:color w:val="3A5560"/>
+          <w:sz w:val="16"/>
+          <w:szCs w:val="16"/>
+        </w:rPr>
+        <w:t xml:space="preserve">27.4 mmol/L (CRITICALLY HIGH — normal 4-7)</w:t>
+      </w:r>
+    </w:p>
+    <w:p>
+      <w:pPr>
+        <w:pBdr>
+          <w:left w:val="single" w:color="1F7A8C" w:sz="12" w:space="8"/>
+        </w:pBdr>
+        <w:shd w:fill="F4F7F8" w:val="clear"/>
+        <w:spacing w:after="0" w:before="0" w:line="240"/>
+        <w:ind w:left="200" w:right="200"/>
+      </w:pPr>
+      <w:r>
+        <w:rPr>
+          <w:rFonts w:ascii="Consolas" w:cs="Consolas" w:eastAsia="Consolas" w:hAnsi="Consolas"/>
+          <w:color w:val="3A5560"/>
+          <w:sz w:val="16"/>
+          <w:szCs w:val="16"/>
+        </w:rPr>
+        <w:t xml:space="preserve">4.2 mmol/L (SEVERE ketosis — normal &lt;0.6; DKA requires &gt;3.0)</w:t>
+      </w:r>
+    </w:p>
+    <w:p>
+      <w:pPr>
+        <w:pBdr>
+          <w:left w:val="single" w:color="1F7A8C" w:sz="12" w:space="8"/>
+        </w:pBdr>
+        <w:shd w:fill="F4F7F8" w:val="clear"/>
+        <w:spacing w:after="140" w:before="0" w:line="240"/>
+        <w:ind w:left="200" w:right="200"/>
+      </w:pPr>
+      <w:r>
+        <w:rPr>
+          <w:rFonts w:ascii="Consolas" w:cs="Consolas" w:eastAsia="Consolas" w:hAnsi="Consolas"/>
+          <w:color w:val="3A5560"/>
+          <w:sz w:val="16"/>
+          <w:szCs w:val="16"/>
+        </w:rPr>
+        <w:t xml:space="preserve">Na 133 mmol/L (mildly LOW — hyponatraemia in hypothyroidism…)</w:t>
+      </w:r>
+    </w:p>
+    <w:p>
+      <w:pPr>
+        <w:spacing w:after="120" w:before="60" w:line="300"/>
+      </w:pPr>
+      <w:r>
+        <w:rPr>
+          <w:color w:val="13272F"/>
+          <w:sz w:val="20"/>
+          <w:szCs w:val="20"/>
+        </w:rPr>
+        <w:t xml:space="preserve">A reader who has never seen </w:t>
       </w:r>
       <w:r>
         <w:rPr>
@@ -7610,16 +7697,720 @@
           <w:sz w:val="18"/>
           <w:szCs w:val="18"/>
         </w:rPr>
-        <w:t xml:space="preserve">oesophageal</w:t>
-      </w:r>
-      <w:r>
-        <w:rPr>
-          <w:color w:val="13272F"/>
-          <w:sz w:val="20"/>
-          <w:szCs w:val="20"/>
-        </w:rPr>
-        <w:t xml:space="preserve">/</w:t>
-      </w:r>
+        <w:t xml:space="preserve">mmol/L</w:t>
+      </w:r>
+      <w:r>
+        <w:rPr>
+          <w:color w:val="13272F"/>
+          <w:sz w:val="20"/>
+          <w:szCs w:val="20"/>
+        </w:rPr>
+        <w:t xml:space="preserve"> still knows 27.4 is critical, because the</w:t>
+      </w:r>
+    </w:p>
+    <w:p>
+      <w:pPr>
+        <w:spacing w:after="120" w:before="60" w:line="300"/>
+      </w:pPr>
+      <w:r>
+        <w:rPr>
+          <w:color w:val="13272F"/>
+          <w:sz w:val="20"/>
+          <w:szCs w:val="20"/>
+        </w:rPr>
+        <w:t xml:space="preserve">case says so and states the range. </w:t>
+      </w:r>
+      <w:r>
+        <w:rPr>
+          <w:b/>
+          <w:bCs/>
+          <w:color w:val="13272F"/>
+          <w:sz w:val="20"/>
+          <w:szCs w:val="20"/>
+        </w:rPr>
+        <w:t xml:space="preserve">The cases are self-explaining by design</w:t>
+      </w:r>
+      <w:r>
+        <w:rPr>
+          <w:color w:val="13272F"/>
+          <w:sz w:val="20"/>
+          <w:szCs w:val="20"/>
+        </w:rPr>
+        <w:t xml:space="preserve">,</w:t>
+      </w:r>
+    </w:p>
+    <w:p>
+      <w:pPr>
+        <w:spacing w:after="120" w:before="60" w:line="300"/>
+      </w:pPr>
+      <w:r>
+        <w:rPr>
+          <w:color w:val="13272F"/>
+          <w:sz w:val="20"/>
+          <w:szCs w:val="20"/>
+        </w:rPr>
+        <w:t xml:space="preserve">which is why the units are not the barrier they appear to be.</w:t>
+      </w:r>
+    </w:p>
+    <w:p>
+      <w:pPr>
+        <w:spacing w:after="120" w:before="60" w:line="300"/>
+      </w:pPr>
+      <w:r>
+        <w:rPr>
+          <w:color w:val="13272F"/>
+          <w:sz w:val="20"/>
+          <w:szCs w:val="20"/>
+        </w:rPr>
+        <w:t xml:space="preserve">Dual notation on every value would add a second number to keep correct in each</w:t>
+      </w:r>
+    </w:p>
+    <w:p>
+      <w:pPr>
+        <w:spacing w:after="120" w:before="60" w:line="300"/>
+      </w:pPr>
+      <w:r>
+        <w:rPr>
+          <w:color w:val="13272F"/>
+          <w:sz w:val="20"/>
+          <w:szCs w:val="20"/>
+        </w:rPr>
+        <w:t xml:space="preserve">future case, for a problem the annotations already solve. Locale-aware rendering</w:t>
+      </w:r>
+    </w:p>
+    <w:p>
+      <w:pPr>
+        <w:spacing w:after="120" w:before="60" w:line="300"/>
+      </w:pPr>
+      <w:r>
+        <w:rPr>
+          <w:color w:val="13272F"/>
+          <w:sz w:val="20"/>
+          <w:szCs w:val="20"/>
+        </w:rPr>
+        <w:t xml:space="preserve">is real feature work for the same modest gain — and the converted text must</w:t>
+      </w:r>
+    </w:p>
+    <w:p>
+      <w:pPr>
+        <w:spacing w:after="120" w:before="60" w:line="300"/>
+      </w:pPr>
+      <w:r>
+        <w:rPr>
+          <w:color w:val="13272F"/>
+          <w:sz w:val="20"/>
+          <w:szCs w:val="20"/>
+        </w:rPr>
+        <w:t xml:space="preserve">never change what the detectors match on, which makes it riskier than it looks.</w:t>
+      </w:r>
+    </w:p>
+    <w:p>
+      <w:pPr>
+        <w:pStyle w:val="Heading3"/>
+        <w:spacing w:after="100" w:before="220"/>
+      </w:pPr>
+      <w:r>
+        <w:rPr>
+          <w:rFonts w:ascii="Georgia" w:cs="Georgia" w:eastAsia="Georgia" w:hAnsi="Georgia"/>
+          <w:b/>
+          <w:bCs/>
+          <w:color w:val="13272F"/>
+          <w:sz w:val="22"/>
+          <w:szCs w:val="22"/>
+        </w:rPr>
+        <w:t xml:space="preserve">What WAS fixed</w:t>
+      </w:r>
+    </w:p>
+    <w:p>
+      <w:pPr>
+        <w:spacing w:after="120" w:before="60" w:line="300"/>
+      </w:pPr>
+      <w:r>
+        <w:rPr>
+          <w:color w:val="13272F"/>
+          <w:sz w:val="20"/>
+          <w:szCs w:val="20"/>
+        </w:rPr>
+        <w:t xml:space="preserve">Two things had no annotation and no US equivalent, so a reader could not carry</w:t>
+      </w:r>
+    </w:p>
+    <w:p>
+      <w:pPr>
+        <w:spacing w:after="120" w:before="60" w:line="300"/>
+      </w:pPr>
+      <w:r>
+        <w:rPr>
+          <w:color w:val="13272F"/>
+          <w:sz w:val="20"/>
+          <w:szCs w:val="20"/>
+        </w:rPr>
+        <w:t xml:space="preserve">themselves:</w:t>
+      </w:r>
+    </w:p>
+    <w:tbl>
+      <w:tblPr>
+        <w:tblW w:type="dxa" w:w="9360"/>
+        <w:tblBorders>
+          <w:top w:val="single" w:color="D6E2E6" w:sz="2"/>
+          <w:left w:val="single" w:color="D6E2E6" w:sz="2"/>
+          <w:bottom w:val="single" w:color="D6E2E6" w:sz="2"/>
+          <w:right w:val="single" w:color="D6E2E6" w:sz="2"/>
+          <w:insideH w:val="single" w:color="D6E2E6" w:sz="1"/>
+          <w:insideV w:val="single" w:color="D6E2E6" w:sz="1"/>
+        </w:tblBorders>
+      </w:tblPr>
+      <w:tblGrid>
+        <w:gridCol w:w="3627"/>
+        <w:gridCol w:w="5733"/>
+      </w:tblGrid>
+      <w:tr>
+        <w:trPr>
+          <w:tblHeader/>
+        </w:trPr>
+        <w:tc>
+          <w:tcPr>
+            <w:tcW w:type="dxa" w:w="3627"/>
+            <w:shd w:fill="13272F" w:val="clear"/>
+            <w:tcMar>
+              <w:top w:type="dxa" w:w="70"/>
+              <w:left w:type="dxa" w:w="110"/>
+              <w:bottom w:type="dxa" w:w="70"/>
+              <w:right w:type="dxa" w:w="110"/>
+            </w:tcMar>
+          </w:tcPr>
+          <w:p>
+            <w:pPr>
+              <w:spacing w:after="0" w:before="0"/>
+            </w:pPr>
+            <w:r>
+              <w:rPr>
+                <w:b/>
+                <w:bCs/>
+                <w:color w:val="FFFFFF"/>
+                <w:sz w:val="17"/>
+                <w:szCs w:val="17"/>
+              </w:rPr>
+              <w:t xml:space="preserve">Was</w:t>
+            </w:r>
+          </w:p>
+        </w:tc>
+        <w:tc>
+          <w:tcPr>
+            <w:tcW w:type="dxa" w:w="5733"/>
+            <w:shd w:fill="13272F" w:val="clear"/>
+            <w:tcMar>
+              <w:top w:type="dxa" w:w="70"/>
+              <w:left w:type="dxa" w:w="110"/>
+              <w:bottom w:type="dxa" w:w="70"/>
+              <w:right w:type="dxa" w:w="110"/>
+            </w:tcMar>
+          </w:tcPr>
+          <w:p>
+            <w:pPr>
+              <w:spacing w:after="0" w:before="0"/>
+            </w:pPr>
+            <w:r>
+              <w:rPr>
+                <w:b/>
+                <w:bCs/>
+                <w:color w:val="FFFFFF"/>
+                <w:sz w:val="17"/>
+                <w:szCs w:val="17"/>
+              </w:rPr>
+              <w:t xml:space="preserve">Now</w:t>
+            </w:r>
+          </w:p>
+        </w:tc>
+      </w:tr>
+      <w:tr>
+        <w:trPr>
+          <w:tblHeader w:val="false"/>
+        </w:trPr>
+        <w:tc>
+          <w:tcPr>
+            <w:tcW w:type="dxa" w:w="3627"/>
+            <w:shd w:fill="FFFFFF" w:val="clear"/>
+            <w:tcMar>
+              <w:top w:type="dxa" w:w="70"/>
+              <w:left w:type="dxa" w:w="110"/>
+              <w:bottom w:type="dxa" w:w="70"/>
+              <w:right w:type="dxa" w:w="110"/>
+            </w:tcMar>
+          </w:tcPr>
+          <w:p>
+            <w:pPr>
+              <w:spacing w:after="0" w:before="0"/>
+            </w:pPr>
+            <w:r>
+              <w:rPr>
+                <w:rFonts w:ascii="Consolas" w:cs="Consolas" w:eastAsia="Consolas" w:hAnsi="Consolas"/>
+                <w:color w:val="B3651F"/>
+                <w:sz w:val="15"/>
+                <w:szCs w:val="15"/>
+              </w:rPr>
+              <w:t xml:space="preserve">Occasional paracetamol</w:t>
+            </w:r>
+          </w:p>
+        </w:tc>
+        <w:tc>
+          <w:tcPr>
+            <w:tcW w:type="dxa" w:w="5733"/>
+            <w:shd w:fill="FFFFFF" w:val="clear"/>
+            <w:tcMar>
+              <w:top w:type="dxa" w:w="70"/>
+              <w:left w:type="dxa" w:w="110"/>
+              <w:bottom w:type="dxa" w:w="70"/>
+              <w:right w:type="dxa" w:w="110"/>
+            </w:tcMar>
+          </w:tcPr>
+          <w:p>
+            <w:pPr>
+              <w:spacing w:after="0" w:before="0"/>
+            </w:pPr>
+            <w:r>
+              <w:rPr>
+                <w:rFonts w:ascii="Consolas" w:cs="Consolas" w:eastAsia="Consolas" w:hAnsi="Consolas"/>
+                <w:color w:val="B3651F"/>
+                <w:sz w:val="15"/>
+                <w:szCs w:val="15"/>
+              </w:rPr>
+              <w:t xml:space="preserve">Occasional paracetamol (acetaminophen)</w:t>
+            </w:r>
+          </w:p>
+        </w:tc>
+      </w:tr>
+      <w:tr>
+        <w:trPr>
+          <w:tblHeader w:val="false"/>
+        </w:trPr>
+        <w:tc>
+          <w:tcPr>
+            <w:tcW w:type="dxa" w:w="3627"/>
+            <w:shd w:fill="F7FAFB" w:val="clear"/>
+            <w:tcMar>
+              <w:top w:type="dxa" w:w="70"/>
+              <w:left w:type="dxa" w:w="110"/>
+              <w:bottom w:type="dxa" w:w="70"/>
+              <w:right w:type="dxa" w:w="110"/>
+            </w:tcMar>
+          </w:tcPr>
+          <w:p>
+            <w:pPr>
+              <w:spacing w:after="0" w:before="0"/>
+            </w:pPr>
+            <w:r>
+              <w:rPr>
+                <w:rFonts w:ascii="Consolas" w:cs="Consolas" w:eastAsia="Consolas" w:hAnsi="Consolas"/>
+                <w:color w:val="B3651F"/>
+                <w:sz w:val="15"/>
+                <w:szCs w:val="15"/>
+              </w:rPr>
+              <w:t xml:space="preserve">PaCO₂ 3.2 kPa (LOW)</w:t>
+            </w:r>
+          </w:p>
+        </w:tc>
+        <w:tc>
+          <w:tcPr>
+            <w:tcW w:type="dxa" w:w="5733"/>
+            <w:shd w:fill="F7FAFB" w:val="clear"/>
+            <w:tcMar>
+              <w:top w:type="dxa" w:w="70"/>
+              <w:left w:type="dxa" w:w="110"/>
+              <w:bottom w:type="dxa" w:w="70"/>
+              <w:right w:type="dxa" w:w="110"/>
+            </w:tcMar>
+          </w:tcPr>
+          <w:p>
+            <w:pPr>
+              <w:spacing w:after="0" w:before="0"/>
+            </w:pPr>
+            <w:r>
+              <w:rPr>
+                <w:rFonts w:ascii="Consolas" w:cs="Consolas" w:eastAsia="Consolas" w:hAnsi="Consolas"/>
+                <w:color w:val="B3651F"/>
+                <w:sz w:val="15"/>
+                <w:szCs w:val="15"/>
+              </w:rPr>
+              <w:t xml:space="preserve">PaCO₂ 3.2 kPa / 24 mmHg (LOW)</w:t>
+            </w:r>
+          </w:p>
+        </w:tc>
+      </w:tr>
+      <w:tr>
+        <w:trPr>
+          <w:tblHeader w:val="false"/>
+        </w:trPr>
+        <w:tc>
+          <w:tcPr>
+            <w:tcW w:type="dxa" w:w="3627"/>
+            <w:shd w:fill="FFFFFF" w:val="clear"/>
+            <w:tcMar>
+              <w:top w:type="dxa" w:w="70"/>
+              <w:left w:type="dxa" w:w="110"/>
+              <w:bottom w:type="dxa" w:w="70"/>
+              <w:right w:type="dxa" w:w="110"/>
+            </w:tcMar>
+          </w:tcPr>
+          <w:p>
+            <w:pPr>
+              <w:spacing w:after="0" w:before="0"/>
+            </w:pPr>
+            <w:r>
+              <w:rPr>
+                <w:rFonts w:ascii="Consolas" w:cs="Consolas" w:eastAsia="Consolas" w:hAnsi="Consolas"/>
+                <w:color w:val="B3651F"/>
+                <w:sz w:val="15"/>
+                <w:szCs w:val="15"/>
+              </w:rPr>
+              <w:t xml:space="preserve">PaCO₂ 2.6 kPa (LOW — Kussmaul…)</w:t>
+            </w:r>
+          </w:p>
+        </w:tc>
+        <w:tc>
+          <w:tcPr>
+            <w:tcW w:type="dxa" w:w="5733"/>
+            <w:shd w:fill="FFFFFF" w:val="clear"/>
+            <w:tcMar>
+              <w:top w:type="dxa" w:w="70"/>
+              <w:left w:type="dxa" w:w="110"/>
+              <w:bottom w:type="dxa" w:w="70"/>
+              <w:right w:type="dxa" w:w="110"/>
+            </w:tcMar>
+          </w:tcPr>
+          <w:p>
+            <w:pPr>
+              <w:spacing w:after="0" w:before="0"/>
+            </w:pPr>
+            <w:r>
+              <w:rPr>
+                <w:rFonts w:ascii="Consolas" w:cs="Consolas" w:eastAsia="Consolas" w:hAnsi="Consolas"/>
+                <w:color w:val="B3651F"/>
+                <w:sz w:val="15"/>
+                <w:szCs w:val="15"/>
+              </w:rPr>
+              <w:t xml:space="preserve">PaCO₂ 2.6 kPa / 20 mmHg (LOW — Kussmaul…)</w:t>
+            </w:r>
+          </w:p>
+        </w:tc>
+      </w:tr>
+      <w:tr>
+        <w:trPr>
+          <w:tblHeader w:val="false"/>
+        </w:trPr>
+        <w:tc>
+          <w:tcPr>
+            <w:tcW w:type="dxa" w:w="3627"/>
+            <w:shd w:fill="F7FAFB" w:val="clear"/>
+            <w:tcMar>
+              <w:top w:type="dxa" w:w="70"/>
+              <w:left w:type="dxa" w:w="110"/>
+              <w:bottom w:type="dxa" w:w="70"/>
+              <w:right w:type="dxa" w:w="110"/>
+            </w:tcMar>
+          </w:tcPr>
+          <w:p>
+            <w:pPr>
+              <w:spacing w:after="0" w:before="0"/>
+            </w:pPr>
+            <w:r>
+              <w:rPr>
+                <w:rFonts w:ascii="Consolas" w:cs="Consolas" w:eastAsia="Consolas" w:hAnsi="Consolas"/>
+                <w:color w:val="B3651F"/>
+                <w:sz w:val="15"/>
+                <w:szCs w:val="15"/>
+              </w:rPr>
+              <w:t xml:space="preserve">PaO₂ 12.4 kPa · PaCO₂ 5.0 kPa</w:t>
+            </w:r>
+          </w:p>
+        </w:tc>
+        <w:tc>
+          <w:tcPr>
+            <w:tcW w:type="dxa" w:w="5733"/>
+            <w:shd w:fill="F7FAFB" w:val="clear"/>
+            <w:tcMar>
+              <w:top w:type="dxa" w:w="70"/>
+              <w:left w:type="dxa" w:w="110"/>
+              <w:bottom w:type="dxa" w:w="70"/>
+              <w:right w:type="dxa" w:w="110"/>
+            </w:tcMar>
+          </w:tcPr>
+          <w:p>
+            <w:pPr>
+              <w:spacing w:after="0" w:before="0"/>
+            </w:pPr>
+            <w:r>
+              <w:rPr>
+                <w:rFonts w:ascii="Consolas" w:cs="Consolas" w:eastAsia="Consolas" w:hAnsi="Consolas"/>
+                <w:color w:val="B3651F"/>
+                <w:sz w:val="15"/>
+                <w:szCs w:val="15"/>
+              </w:rPr>
+              <w:t xml:space="preserve">PaO₂ 12.4 kPa / 93 mmHg · PaCO₂ 5.0 kPa / 38 mmHg</w:t>
+            </w:r>
+          </w:p>
+        </w:tc>
+      </w:tr>
+    </w:tbl>
+    <w:p>
+      <w:pPr>
+        <w:spacing w:after="160"/>
+      </w:pPr>
+    </w:p>
+    <w:p>
+      <w:pPr>
+        <w:spacing w:after="120" w:before="60" w:line="300"/>
+      </w:pPr>
+      <w:r>
+        <w:rPr>
+          <w:color w:val="13272F"/>
+          <w:sz w:val="20"/>
+          <w:szCs w:val="20"/>
+        </w:rPr>
+        <w:t xml:space="preserve">Blood gases are the one place SI and US notation diverge </w:t>
+      </w:r>
+      <w:r>
+        <w:rPr>
+          <w:i/>
+          <w:iCs/>
+          <w:color w:val="13272F"/>
+          <w:sz w:val="20"/>
+          <w:szCs w:val="20"/>
+        </w:rPr>
+        <w:t xml:space="preserve">without</w:t>
+      </w:r>
+      <w:r>
+        <w:rPr>
+          <w:color w:val="13272F"/>
+          <w:sz w:val="20"/>
+          <w:szCs w:val="20"/>
+        </w:rPr>
+        <w:t xml:space="preserve"> the case</w:t>
+      </w:r>
+    </w:p>
+    <w:p>
+      <w:pPr>
+        <w:spacing w:after="120" w:before="60" w:line="300"/>
+      </w:pPr>
+      <w:r>
+        <w:rPr>
+          <w:color w:val="13272F"/>
+          <w:sz w:val="20"/>
+          <w:szCs w:val="20"/>
+        </w:rPr>
+        <w:t xml:space="preserve">annotating the difference. Four edits, in display text only — neither string is</w:t>
+      </w:r>
+    </w:p>
+    <w:p>
+      <w:pPr>
+        <w:spacing w:after="120" w:before="60" w:line="300"/>
+      </w:pPr>
+      <w:r>
+        <w:rPr>
+          <w:color w:val="13272F"/>
+          <w:sz w:val="20"/>
+          <w:szCs w:val="20"/>
+        </w:rPr>
+        <w:t xml:space="preserve">read by any detector, verified before editing, and the 94% gate is unchanged.</w:t>
+      </w:r>
+    </w:p>
+    <w:p>
+      <w:pPr>
+        <w:pStyle w:val="Heading3"/>
+        <w:spacing w:after="100" w:before="220"/>
+      </w:pPr>
+      <w:r>
+        <w:rPr>
+          <w:rFonts w:ascii="Georgia" w:cs="Georgia" w:eastAsia="Georgia" w:hAnsi="Georgia"/>
+          <w:b/>
+          <w:bCs/>
+          <w:color w:val="13272F"/>
+          <w:sz w:val="22"/>
+          <w:szCs w:val="22"/>
+        </w:rPr>
+        <w:t xml:space="preserve">The rule for cases 6–10</w:t>
+      </w:r>
+    </w:p>
+    <w:p>
+      <w:pPr>
+        <w:spacing w:after="120" w:before="60" w:line="300"/>
+      </w:pPr>
+      <w:r>
+        <w:rPr>
+          <w:color w:val="13272F"/>
+          <w:sz w:val="20"/>
+          <w:szCs w:val="20"/>
+        </w:rPr>
+        <w:t xml:space="preserve">**Write in Commonwealth convention, and annotate every value with its</w:t>
+      </w:r>
+    </w:p>
+    <w:p>
+      <w:pPr>
+        <w:spacing w:after="120" w:before="60" w:line="300"/>
+      </w:pPr>
+      <w:r>
+        <w:rPr>
+          <w:color w:val="13272F"/>
+          <w:sz w:val="20"/>
+          <w:szCs w:val="20"/>
+        </w:rPr>
+        <w:t xml:space="preserve">interpretation and reference range** — the pattern the existing five already</w:t>
+      </w:r>
+    </w:p>
+    <w:p>
+      <w:pPr>
+        <w:spacing w:after="120" w:before="60" w:line="300"/>
+      </w:pPr>
+      <w:r>
+        <w:rPr>
+          <w:color w:val="13272F"/>
+          <w:sz w:val="20"/>
+          <w:szCs w:val="20"/>
+        </w:rPr>
+        <w:t xml:space="preserve">follow. Add a US equivalent only where a value has no annotation to carry it,</w:t>
+      </w:r>
+    </w:p>
+    <w:p>
+      <w:pPr>
+        <w:spacing w:after="120" w:before="60" w:line="300"/>
+      </w:pPr>
+      <w:r>
+        <w:rPr>
+          <w:color w:val="13272F"/>
+          <w:sz w:val="20"/>
+          <w:szCs w:val="20"/>
+        </w:rPr>
+        <w:t xml:space="preserve">as with blood gases.</w:t>
+      </w:r>
+    </w:p>
+    <w:p>
+      <w:pPr>
+        <w:pStyle w:val="Heading3"/>
+        <w:spacing w:after="100" w:before="220"/>
+      </w:pPr>
+      <w:r>
+        <w:rPr>
+          <w:rFonts w:ascii="Georgia" w:cs="Georgia" w:eastAsia="Georgia" w:hAnsi="Georgia"/>
+          <w:b/>
+          <w:bCs/>
+          <w:color w:val="13272F"/>
+          <w:sz w:val="22"/>
+          <w:szCs w:val="22"/>
+        </w:rPr>
+        <w:t xml:space="preserve">Related, and NOT decided here</w:t>
+      </w:r>
+    </w:p>
+    <w:p>
+      <w:pPr>
+        <w:spacing w:after="120" w:before="60" w:line="300"/>
+      </w:pPr>
+      <w:r>
+        <w:rPr>
+          <w:color w:val="13272F"/>
+          <w:sz w:val="20"/>
+          <w:szCs w:val="20"/>
+        </w:rPr>
+        <w:t xml:space="preserve">The annotations sometimes go further than interpretation and state the</w:t>
+      </w:r>
+    </w:p>
+    <w:p>
+      <w:pPr>
+        <w:spacing w:after="120" w:before="60" w:line="300"/>
+      </w:pPr>
+      <w:r>
+        <w:rPr>
+          <w:color w:val="13272F"/>
+          <w:sz w:val="20"/>
+          <w:szCs w:val="20"/>
+        </w:rPr>
+        <w:t xml:space="preserve">conclusion:</w:t>
+      </w:r>
+    </w:p>
+    <w:p>
+      <w:pPr>
+        <w:pBdr>
+          <w:left w:val="single" w:color="1F7A8C" w:sz="12" w:space="8"/>
+        </w:pBdr>
+        <w:shd w:fill="F4F7F8" w:val="clear"/>
+        <w:spacing w:after="0" w:before="100" w:line="240"/>
+        <w:ind w:left="200" w:right="200"/>
+      </w:pPr>
+      <w:r>
+        <w:rPr>
+          <w:rFonts w:ascii="Consolas" w:cs="Consolas" w:eastAsia="Consolas" w:hAnsi="Consolas"/>
+          <w:color w:val="3A5560"/>
+          <w:sz w:val="16"/>
+          <w:szCs w:val="16"/>
+        </w:rPr>
+        <w:t xml:space="preserve">27.4 mmol/L (CRITICALLY HIGH — normal 4-7). → Diagnostic of hyperglycaemia;</w:t>
+      </w:r>
+    </w:p>
+    <w:p>
+      <w:pPr>
+        <w:pBdr>
+          <w:left w:val="single" w:color="1F7A8C" w:sz="12" w:space="8"/>
+        </w:pBdr>
+        <w:shd w:fill="F4F7F8" w:val="clear"/>
+        <w:spacing w:after="140" w:before="0" w:line="240"/>
+        <w:ind w:left="200" w:right="200"/>
+      </w:pPr>
+      <w:r>
+        <w:rPr>
+          <w:rFonts w:ascii="Consolas" w:cs="Consolas" w:eastAsia="Consolas" w:hAnsi="Consolas"/>
+          <w:color w:val="3A5560"/>
+          <w:sz w:val="16"/>
+          <w:szCs w:val="16"/>
+        </w:rPr>
+        <w:t xml:space="preserve">DKA must be excluded</w:t>
+      </w:r>
+    </w:p>
+    <w:p>
+      <w:pPr>
+        <w:spacing w:after="120" w:before="60" w:line="300"/>
+      </w:pPr>
+      <w:r>
+        <w:rPr>
+          <w:color w:val="13272F"/>
+          <w:sz w:val="20"/>
+          <w:szCs w:val="20"/>
+        </w:rPr>
+        <w:t xml:space="preserve">For a product about diagnostic reasoning, </w:t>
+      </w:r>
+      <w:r>
+        <w:rPr>
+          <w:i/>
+          <w:iCs/>
+          <w:color w:val="13272F"/>
+          <w:sz w:val="20"/>
+          <w:szCs w:val="20"/>
+        </w:rPr>
+        <w:t xml:space="preserve">"DKA must be excluded"</w:t>
+      </w:r>
+      <w:r>
+        <w:rPr>
+          <w:color w:val="13272F"/>
+          <w:sz w:val="20"/>
+          <w:szCs w:val="20"/>
+        </w:rPr>
+        <w:t xml:space="preserve"> does part of</w:t>
+      </w:r>
+    </w:p>
+    <w:p>
+      <w:pPr>
+        <w:spacing w:after="120" w:before="60" w:line="300"/>
+      </w:pPr>
+      <w:r>
+        <w:rPr>
+          <w:color w:val="13272F"/>
+          <w:sz w:val="20"/>
+          <w:szCs w:val="20"/>
+        </w:rPr>
+        <w:t xml:space="preserve">the thinking for the learner. That is a content-design question adjacent to</w:t>
+      </w:r>
+    </w:p>
+    <w:p>
+      <w:pPr>
+        <w:spacing w:after="120" w:before="60" w:line="300"/>
+      </w:pPr>
       <w:r>
         <w:rPr>
           <w:rFonts w:ascii="Consolas" w:cs="Consolas" w:eastAsia="Consolas" w:hAnsi="Consolas"/>
@@ -7627,6 +8418,86 @@
           <w:sz w:val="18"/>
           <w:szCs w:val="18"/>
         </w:rPr>
+        <w:t xml:space="preserve">PRD</w:t>
+      </w:r>
+      <w:r>
+        <w:rPr>
+          <w:color w:val="13272F"/>
+          <w:sz w:val="20"/>
+          <w:szCs w:val="20"/>
+        </w:rPr>
+        <w:t xml:space="preserve"> P2, not a units question, and it deserves a clinician's judgement before</w:t>
+      </w:r>
+    </w:p>
+    <w:p>
+      <w:pPr>
+        <w:spacing w:after="120" w:before="60" w:line="300"/>
+      </w:pPr>
+      <w:r>
+        <w:rPr>
+          <w:color w:val="13272F"/>
+          <w:sz w:val="20"/>
+          <w:szCs w:val="20"/>
+        </w:rPr>
+        <w:t xml:space="preserve">five more cases are written in the same style. </w:t>
+      </w:r>
+      <w:r>
+        <w:rPr>
+          <w:b/>
+          <w:bCs/>
+          <w:color w:val="13272F"/>
+          <w:sz w:val="20"/>
+          <w:szCs w:val="20"/>
+        </w:rPr>
+        <w:t xml:space="preserve">Raised, not settled.</w:t>
+      </w:r>
+    </w:p>
+    <w:p>
+      <w:pPr>
+        <w:spacing w:after="120" w:before="60" w:line="300"/>
+      </w:pPr>
+      <w:r>
+        <w:rPr>
+          <w:b/>
+          <w:bCs/>
+          <w:color w:val="13272F"/>
+          <w:sz w:val="20"/>
+          <w:szCs w:val="20"/>
+        </w:rPr>
+        <w:t xml:space="preserve">Still outstanding:</w:t>
+      </w:r>
+      <w:r>
+        <w:rPr>
+          <w:color w:val="13272F"/>
+          <w:sz w:val="20"/>
+          <w:szCs w:val="20"/>
+        </w:rPr>
+        <w:t xml:space="preserve"> the </w:t>
+      </w:r>
+      <w:r>
+        <w:rPr>
+          <w:rFonts w:ascii="Consolas" w:cs="Consolas" w:eastAsia="Consolas" w:hAnsi="Consolas"/>
+          <w:color w:val="B3651F"/>
+          <w:sz w:val="18"/>
+          <w:szCs w:val="18"/>
+        </w:rPr>
+        <w:t xml:space="preserve">oesophageal</w:t>
+      </w:r>
+      <w:r>
+        <w:rPr>
+          <w:color w:val="13272F"/>
+          <w:sz w:val="20"/>
+          <w:szCs w:val="20"/>
+        </w:rPr>
+        <w:t xml:space="preserve">/</w:t>
+      </w:r>
+      <w:r>
+        <w:rPr>
+          <w:rFonts w:ascii="Consolas" w:cs="Consolas" w:eastAsia="Consolas" w:hAnsi="Consolas"/>
+          <w:color w:val="B3651F"/>
+          <w:sz w:val="18"/>
+          <w:szCs w:val="18"/>
+        </w:rPr>
         <w:t xml:space="preserve">esophageal</w:t>
       </w:r>
       <w:r>
@@ -7635,7 +8506,7 @@
           <w:sz w:val="20"/>
           <w:szCs w:val="20"/>
         </w:rPr>
-        <w:t xml:space="preserve"> mix is</w:t>
+        <w:t xml:space="preserve"> mix (11 and 14</w:t>
       </w:r>
     </w:p>
     <w:p>
@@ -7648,7 +8519,7 @@
           <w:sz w:val="20"/>
           <w:szCs w:val="20"/>
         </w:rPr>
-        <w:t xml:space="preserve">an internal inconsistency in existing content and should be made uniform. Not</w:t>
+        <w:t xml:space="preserve">occurrences) is an internal inconsistency regardless of market. Not changed —</w:t>
       </w:r>
     </w:p>
     <w:p>
@@ -7661,7 +8532,20 @@
           <w:sz w:val="20"/>
           <w:szCs w:val="20"/>
         </w:rPr>
-        <w:t xml:space="preserve">changed here — clinical text is not edited without review.</w:t>
+        <w:t xml:space="preserve">unlike the four edits above it is not a comprehension barrier, and it touches</w:t>
+      </w:r>
+    </w:p>
+    <w:p>
+      <w:pPr>
+        <w:spacing w:after="120" w:before="60" w:line="300"/>
+      </w:pPr>
+      <w:r>
+        <w:rPr>
+          <w:color w:val="13272F"/>
+          <w:sz w:val="20"/>
+          <w:szCs w:val="20"/>
+        </w:rPr>
+        <w:t xml:space="preserve">far more text.</w:t>
       </w:r>
     </w:p>
     <w:p>
@@ -25313,11 +26197,11 @@
         </w:tblBorders>
       </w:tblPr>
       <w:tblGrid>
-        <w:gridCol w:w="583"/>
-        <w:gridCol w:w="1728"/>
-        <w:gridCol w:w="2659"/>
-        <w:gridCol w:w="1595"/>
-        <w:gridCol w:w="2795"/>
+        <w:gridCol w:w="575"/>
+        <w:gridCol w:w="1730"/>
+        <w:gridCol w:w="2661"/>
+        <w:gridCol w:w="1597"/>
+        <w:gridCol w:w="2797"/>
       </w:tblGrid>
       <w:tr>
         <w:trPr>
@@ -25325,7 +26209,7 @@
         </w:trPr>
         <w:tc>
           <w:tcPr>
-            <w:tcW w:type="dxa" w:w="583"/>
+            <w:tcW w:type="dxa" w:w="575"/>
             <w:shd w:fill="13272F" w:val="clear"/>
             <w:tcMar>
               <w:top w:type="dxa" w:w="70"/>
@@ -25352,7 +26236,7 @@
         </w:tc>
         <w:tc>
           <w:tcPr>
-            <w:tcW w:type="dxa" w:w="1728"/>
+            <w:tcW w:type="dxa" w:w="1730"/>
             <w:shd w:fill="13272F" w:val="clear"/>
             <w:tcMar>
               <w:top w:type="dxa" w:w="70"/>
@@ -25379,7 +26263,7 @@
         </w:tc>
         <w:tc>
           <w:tcPr>
-            <w:tcW w:type="dxa" w:w="2659"/>
+            <w:tcW w:type="dxa" w:w="2661"/>
             <w:shd w:fill="13272F" w:val="clear"/>
             <w:tcMar>
               <w:top w:type="dxa" w:w="70"/>
@@ -25406,7 +26290,7 @@
         </w:tc>
         <w:tc>
           <w:tcPr>
-            <w:tcW w:type="dxa" w:w="1595"/>
+            <w:tcW w:type="dxa" w:w="1597"/>
             <w:shd w:fill="13272F" w:val="clear"/>
             <w:tcMar>
               <w:top w:type="dxa" w:w="70"/>
@@ -25433,7 +26317,7 @@
         </w:tc>
         <w:tc>
           <w:tcPr>
-            <w:tcW w:type="dxa" w:w="2795"/>
+            <w:tcW w:type="dxa" w:w="2797"/>
             <w:shd w:fill="13272F" w:val="clear"/>
             <w:tcMar>
               <w:top w:type="dxa" w:w="70"/>
@@ -25465,7 +26349,7 @@
         </w:trPr>
         <w:tc>
           <w:tcPr>
-            <w:tcW w:type="dxa" w:w="583"/>
+            <w:tcW w:type="dxa" w:w="575"/>
             <w:shd w:fill="FFFFFF" w:val="clear"/>
             <w:tcMar>
               <w:top w:type="dxa" w:w="70"/>
@@ -25492,7 +26376,7 @@
         </w:tc>
         <w:tc>
           <w:tcPr>
-            <w:tcW w:type="dxa" w:w="1728"/>
+            <w:tcW w:type="dxa" w:w="1730"/>
             <w:shd w:fill="FFFFFF" w:val="clear"/>
             <w:tcMar>
               <w:top w:type="dxa" w:w="70"/>
@@ -25517,7 +26401,7 @@
         </w:tc>
         <w:tc>
           <w:tcPr>
-            <w:tcW w:type="dxa" w:w="2659"/>
+            <w:tcW w:type="dxa" w:w="2661"/>
             <w:shd w:fill="FFFFFF" w:val="clear"/>
             <w:tcMar>
               <w:top w:type="dxa" w:w="70"/>
@@ -25542,7 +26426,7 @@
         </w:tc>
         <w:tc>
           <w:tcPr>
-            <w:tcW w:type="dxa" w:w="1595"/>
+            <w:tcW w:type="dxa" w:w="1597"/>
             <w:shd w:fill="FFFFFF" w:val="clear"/>
             <w:tcMar>
               <w:top w:type="dxa" w:w="70"/>
@@ -25567,7 +26451,7 @@
         </w:tc>
         <w:tc>
           <w:tcPr>
-            <w:tcW w:type="dxa" w:w="2795"/>
+            <w:tcW w:type="dxa" w:w="2797"/>
             <w:shd w:fill="FFFFFF" w:val="clear"/>
             <w:tcMar>
               <w:top w:type="dxa" w:w="70"/>
@@ -25615,7 +26499,7 @@
         </w:trPr>
         <w:tc>
           <w:tcPr>
-            <w:tcW w:type="dxa" w:w="583"/>
+            <w:tcW w:type="dxa" w:w="575"/>
             <w:shd w:fill="F7FAFB" w:val="clear"/>
             <w:tcMar>
               <w:top w:type="dxa" w:w="70"/>
@@ -25642,7 +26526,7 @@
         </w:tc>
         <w:tc>
           <w:tcPr>
-            <w:tcW w:type="dxa" w:w="1728"/>
+            <w:tcW w:type="dxa" w:w="1730"/>
             <w:shd w:fill="F7FAFB" w:val="clear"/>
             <w:tcMar>
               <w:top w:type="dxa" w:w="70"/>
@@ -25667,7 +26551,7 @@
         </w:tc>
         <w:tc>
           <w:tcPr>
-            <w:tcW w:type="dxa" w:w="2659"/>
+            <w:tcW w:type="dxa" w:w="2661"/>
             <w:shd w:fill="F7FAFB" w:val="clear"/>
             <w:tcMar>
               <w:top w:type="dxa" w:w="70"/>
@@ -25702,7 +26586,7 @@
         </w:tc>
         <w:tc>
           <w:tcPr>
-            <w:tcW w:type="dxa" w:w="1595"/>
+            <w:tcW w:type="dxa" w:w="1597"/>
             <w:shd w:fill="F7FAFB" w:val="clear"/>
             <w:tcMar>
               <w:top w:type="dxa" w:w="70"/>
@@ -25727,7 +26611,7 @@
         </w:tc>
         <w:tc>
           <w:tcPr>
-            <w:tcW w:type="dxa" w:w="2795"/>
+            <w:tcW w:type="dxa" w:w="2797"/>
             <w:shd w:fill="F7FAFB" w:val="clear"/>
             <w:tcMar>
               <w:top w:type="dxa" w:w="70"/>
@@ -25775,7 +26659,7 @@
         </w:trPr>
         <w:tc>
           <w:tcPr>
-            <w:tcW w:type="dxa" w:w="583"/>
+            <w:tcW w:type="dxa" w:w="575"/>
             <w:shd w:fill="FFFFFF" w:val="clear"/>
             <w:tcMar>
               <w:top w:type="dxa" w:w="70"/>
@@ -25802,7 +26686,7 @@
         </w:tc>
         <w:tc>
           <w:tcPr>
-            <w:tcW w:type="dxa" w:w="1728"/>
+            <w:tcW w:type="dxa" w:w="1730"/>
             <w:shd w:fill="FFFFFF" w:val="clear"/>
             <w:tcMar>
               <w:top w:type="dxa" w:w="70"/>
@@ -25827,7 +26711,7 @@
         </w:tc>
         <w:tc>
           <w:tcPr>
-            <w:tcW w:type="dxa" w:w="2659"/>
+            <w:tcW w:type="dxa" w:w="2661"/>
             <w:shd w:fill="FFFFFF" w:val="clear"/>
             <w:tcMar>
               <w:top w:type="dxa" w:w="70"/>
@@ -25852,7 +26736,7 @@
         </w:tc>
         <w:tc>
           <w:tcPr>
-            <w:tcW w:type="dxa" w:w="1595"/>
+            <w:tcW w:type="dxa" w:w="1597"/>
             <w:shd w:fill="FFFFFF" w:val="clear"/>
             <w:tcMar>
               <w:top w:type="dxa" w:w="70"/>
@@ -25877,7 +26761,7 @@
         </w:tc>
         <w:tc>
           <w:tcPr>
-            <w:tcW w:type="dxa" w:w="2795"/>
+            <w:tcW w:type="dxa" w:w="2797"/>
             <w:shd w:fill="FFFFFF" w:val="clear"/>
             <w:tcMar>
               <w:top w:type="dxa" w:w="70"/>
@@ -25925,7 +26809,7 @@
         </w:trPr>
         <w:tc>
           <w:tcPr>
-            <w:tcW w:type="dxa" w:w="583"/>
+            <w:tcW w:type="dxa" w:w="575"/>
             <w:shd w:fill="F7FAFB" w:val="clear"/>
             <w:tcMar>
               <w:top w:type="dxa" w:w="70"/>
@@ -25952,7 +26836,7 @@
         </w:tc>
         <w:tc>
           <w:tcPr>
-            <w:tcW w:type="dxa" w:w="1728"/>
+            <w:tcW w:type="dxa" w:w="1730"/>
             <w:shd w:fill="F7FAFB" w:val="clear"/>
             <w:tcMar>
               <w:top w:type="dxa" w:w="70"/>
@@ -25977,7 +26861,7 @@
         </w:tc>
         <w:tc>
           <w:tcPr>
-            <w:tcW w:type="dxa" w:w="2659"/>
+            <w:tcW w:type="dxa" w:w="2661"/>
             <w:shd w:fill="F7FAFB" w:val="clear"/>
             <w:tcMar>
               <w:top w:type="dxa" w:w="70"/>
@@ -26002,7 +26886,7 @@
         </w:tc>
         <w:tc>
           <w:tcPr>
-            <w:tcW w:type="dxa" w:w="1595"/>
+            <w:tcW w:type="dxa" w:w="1597"/>
             <w:shd w:fill="F7FAFB" w:val="clear"/>
             <w:tcMar>
               <w:top w:type="dxa" w:w="70"/>
@@ -26027,7 +26911,7 @@
         </w:tc>
         <w:tc>
           <w:tcPr>
-            <w:tcW w:type="dxa" w:w="2795"/>
+            <w:tcW w:type="dxa" w:w="2797"/>
             <w:shd w:fill="F7FAFB" w:val="clear"/>
             <w:tcMar>
               <w:top w:type="dxa" w:w="70"/>
@@ -26075,7 +26959,7 @@
         </w:trPr>
         <w:tc>
           <w:tcPr>
-            <w:tcW w:type="dxa" w:w="583"/>
+            <w:tcW w:type="dxa" w:w="575"/>
             <w:shd w:fill="FFFFFF" w:val="clear"/>
             <w:tcMar>
               <w:top w:type="dxa" w:w="70"/>
@@ -26102,7 +26986,7 @@
         </w:tc>
         <w:tc>
           <w:tcPr>
-            <w:tcW w:type="dxa" w:w="1728"/>
+            <w:tcW w:type="dxa" w:w="1730"/>
             <w:shd w:fill="FFFFFF" w:val="clear"/>
             <w:tcMar>
               <w:top w:type="dxa" w:w="70"/>
@@ -26127,7 +27011,7 @@
         </w:tc>
         <w:tc>
           <w:tcPr>
-            <w:tcW w:type="dxa" w:w="2659"/>
+            <w:tcW w:type="dxa" w:w="2661"/>
             <w:shd w:fill="FFFFFF" w:val="clear"/>
             <w:tcMar>
               <w:top w:type="dxa" w:w="70"/>
@@ -26152,7 +27036,7 @@
         </w:tc>
         <w:tc>
           <w:tcPr>
-            <w:tcW w:type="dxa" w:w="1595"/>
+            <w:tcW w:type="dxa" w:w="1597"/>
             <w:shd w:fill="FFFFFF" w:val="clear"/>
             <w:tcMar>
               <w:top w:type="dxa" w:w="70"/>
@@ -26177,7 +27061,7 @@
         </w:tc>
         <w:tc>
           <w:tcPr>
-            <w:tcW w:type="dxa" w:w="2795"/>
+            <w:tcW w:type="dxa" w:w="2797"/>
             <w:shd w:fill="FFFFFF" w:val="clear"/>
             <w:tcMar>
               <w:top w:type="dxa" w:w="70"/>
@@ -26225,7 +27109,7 @@
         </w:trPr>
         <w:tc>
           <w:tcPr>
-            <w:tcW w:type="dxa" w:w="583"/>
+            <w:tcW w:type="dxa" w:w="575"/>
             <w:shd w:fill="F7FAFB" w:val="clear"/>
             <w:tcMar>
               <w:top w:type="dxa" w:w="70"/>
@@ -26252,7 +27136,7 @@
         </w:tc>
         <w:tc>
           <w:tcPr>
-            <w:tcW w:type="dxa" w:w="1728"/>
+            <w:tcW w:type="dxa" w:w="1730"/>
             <w:shd w:fill="F7FAFB" w:val="clear"/>
             <w:tcMar>
               <w:top w:type="dxa" w:w="70"/>
@@ -26277,7 +27161,7 @@
         </w:tc>
         <w:tc>
           <w:tcPr>
-            <w:tcW w:type="dxa" w:w="2659"/>
+            <w:tcW w:type="dxa" w:w="2661"/>
             <w:shd w:fill="F7FAFB" w:val="clear"/>
             <w:tcMar>
               <w:top w:type="dxa" w:w="70"/>
@@ -26302,7 +27186,7 @@
         </w:tc>
         <w:tc>
           <w:tcPr>
-            <w:tcW w:type="dxa" w:w="1595"/>
+            <w:tcW w:type="dxa" w:w="1597"/>
             <w:shd w:fill="F7FAFB" w:val="clear"/>
             <w:tcMar>
               <w:top w:type="dxa" w:w="70"/>
@@ -26327,7 +27211,7 @@
         </w:tc>
         <w:tc>
           <w:tcPr>
-            <w:tcW w:type="dxa" w:w="2795"/>
+            <w:tcW w:type="dxa" w:w="2797"/>
             <w:shd w:fill="F7FAFB" w:val="clear"/>
             <w:tcMar>
               <w:top w:type="dxa" w:w="70"/>
@@ -26375,7 +27259,7 @@
         </w:trPr>
         <w:tc>
           <w:tcPr>
-            <w:tcW w:type="dxa" w:w="583"/>
+            <w:tcW w:type="dxa" w:w="575"/>
             <w:shd w:fill="FFFFFF" w:val="clear"/>
             <w:tcMar>
               <w:top w:type="dxa" w:w="70"/>
@@ -26402,7 +27286,7 @@
         </w:tc>
         <w:tc>
           <w:tcPr>
-            <w:tcW w:type="dxa" w:w="1728"/>
+            <w:tcW w:type="dxa" w:w="1730"/>
             <w:shd w:fill="FFFFFF" w:val="clear"/>
             <w:tcMar>
               <w:top w:type="dxa" w:w="70"/>
@@ -26427,7 +27311,7 @@
         </w:tc>
         <w:tc>
           <w:tcPr>
-            <w:tcW w:type="dxa" w:w="2659"/>
+            <w:tcW w:type="dxa" w:w="2661"/>
             <w:shd w:fill="FFFFFF" w:val="clear"/>
             <w:tcMar>
               <w:top w:type="dxa" w:w="70"/>
@@ -26452,7 +27336,7 @@
         </w:tc>
         <w:tc>
           <w:tcPr>
-            <w:tcW w:type="dxa" w:w="1595"/>
+            <w:tcW w:type="dxa" w:w="1597"/>
             <w:shd w:fill="FFFFFF" w:val="clear"/>
             <w:tcMar>
               <w:top w:type="dxa" w:w="70"/>
@@ -26477,7 +27361,7 @@
         </w:tc>
         <w:tc>
           <w:tcPr>
-            <w:tcW w:type="dxa" w:w="2795"/>
+            <w:tcW w:type="dxa" w:w="2797"/>
             <w:shd w:fill="FFFFFF" w:val="clear"/>
             <w:tcMar>
               <w:top w:type="dxa" w:w="70"/>
@@ -26525,32 +27409,7 @@
         </w:trPr>
         <w:tc>
           <w:tcPr>
-            <w:tcW w:type="dxa" w:w="583"/>
-            <w:shd w:fill="F7FAFB" w:val="clear"/>
-            <w:tcMar>
-              <w:top w:type="dxa" w:w="70"/>
-              <w:left w:type="dxa" w:w="110"/>
-              <w:bottom w:type="dxa" w:w="70"/>
-              <w:right w:type="dxa" w:w="110"/>
-            </w:tcMar>
-          </w:tcPr>
-          <w:p>
-            <w:pPr>
-              <w:spacing w:after="0" w:before="0"/>
-            </w:pPr>
-            <w:r>
-              <w:rPr>
-                <w:color w:val="13272F"/>
-                <w:sz w:val="17"/>
-                <w:szCs w:val="17"/>
-              </w:rPr>
-              <w:t xml:space="preserve">⟨D-9⟩</w:t>
-            </w:r>
-          </w:p>
-        </w:tc>
-        <w:tc>
-          <w:tcPr>
-            <w:tcW w:type="dxa" w:w="1728"/>
+            <w:tcW w:type="dxa" w:w="575"/>
             <w:shd w:fill="F7FAFB" w:val="clear"/>
             <w:tcMar>
               <w:top w:type="dxa" w:w="70"/>
@@ -26571,93 +27430,25 @@
                 <w:sz w:val="17"/>
                 <w:szCs w:val="17"/>
               </w:rPr>
-              <w:t xml:space="preserve">Clinical convention</w:t>
-            </w:r>
-            <w:r>
-              <w:rPr>
-                <w:color w:val="13272F"/>
-                <w:sz w:val="17"/>
-                <w:szCs w:val="17"/>
-              </w:rPr>
-              <w:t xml:space="preserve"> (§5.5)</w:t>
-            </w:r>
-          </w:p>
-        </w:tc>
-        <w:tc>
-          <w:tcPr>
-            <w:tcW w:type="dxa" w:w="2659"/>
-            <w:shd w:fill="F7FAFB" w:val="clear"/>
-            <w:tcMar>
-              <w:top w:type="dxa" w:w="70"/>
-              <w:left w:type="dxa" w:w="110"/>
-              <w:bottom w:type="dxa" w:w="70"/>
-              <w:right w:type="dxa" w:w="110"/>
-            </w:tcMar>
-          </w:tcPr>
-          <w:p>
-            <w:pPr>
-              <w:spacing w:after="0" w:before="0"/>
-            </w:pPr>
-            <w:r>
-              <w:rPr>
-                <w:i/>
-                <w:iCs/>
-                <w:color w:val="13272F"/>
-                <w:sz w:val="17"/>
-                <w:szCs w:val="17"/>
-              </w:rPr>
-              <w:t xml:space="preserve">New — raised by D-7</w:t>
-            </w:r>
-          </w:p>
-        </w:tc>
-        <w:tc>
-          <w:tcPr>
-            <w:tcW w:type="dxa" w:w="1595"/>
-            <w:shd w:fill="F7FAFB" w:val="clear"/>
-            <w:tcMar>
-              <w:top w:type="dxa" w:w="70"/>
-              <w:left w:type="dxa" w:w="110"/>
-              <w:bottom w:type="dxa" w:w="70"/>
-              <w:right w:type="dxa" w:w="110"/>
-            </w:tcMar>
-          </w:tcPr>
-          <w:p>
-            <w:pPr>
-              <w:spacing w:after="0" w:before="0"/>
-            </w:pPr>
-            <w:r>
-              <w:rPr>
-                <w:color w:val="13272F"/>
-                <w:sz w:val="17"/>
-                <w:szCs w:val="17"/>
-              </w:rPr>
-              <w:t xml:space="preserve">Case authoring</w:t>
-            </w:r>
-          </w:p>
-        </w:tc>
-        <w:tc>
-          <w:tcPr>
-            <w:tcW w:type="dxa" w:w="2795"/>
-            <w:shd w:fill="F7FAFB" w:val="clear"/>
-            <w:tcMar>
-              <w:top w:type="dxa" w:w="70"/>
-              <w:left w:type="dxa" w:w="110"/>
-              <w:bottom w:type="dxa" w:w="70"/>
-              <w:right w:type="dxa" w:w="110"/>
-            </w:tcMar>
-          </w:tcPr>
-          <w:p>
-            <w:pPr>
-              <w:spacing w:after="0" w:before="0"/>
-            </w:pPr>
-            <w:r>
-              <w:rPr>
-                <w:color w:val="13272F"/>
-                <w:sz w:val="17"/>
-                <w:szCs w:val="17"/>
-              </w:rPr>
-              <w:t xml:space="preserve">⬜ </w:t>
-            </w:r>
+              <w:t xml:space="preserve">D-9</w:t>
+            </w:r>
+          </w:p>
+        </w:tc>
+        <w:tc>
+          <w:tcPr>
+            <w:tcW w:type="dxa" w:w="1730"/>
+            <w:shd w:fill="F7FAFB" w:val="clear"/>
+            <w:tcMar>
+              <w:top w:type="dxa" w:w="70"/>
+              <w:left w:type="dxa" w:w="110"/>
+              <w:bottom w:type="dxa" w:w="70"/>
+              <w:right w:type="dxa" w:w="110"/>
+            </w:tcMar>
+          </w:tcPr>
+          <w:p>
+            <w:pPr>
+              <w:spacing w:after="0" w:before="0"/>
+            </w:pPr>
             <w:r>
               <w:rPr>
                 <w:b/>
@@ -26666,30 +27457,91 @@
                 <w:sz w:val="17"/>
                 <w:szCs w:val="17"/>
               </w:rPr>
-              <w:t xml:space="preserve">OPEN</w:t>
-            </w:r>
-          </w:p>
-        </w:tc>
-      </w:tr>
-      <w:tr>
-        <w:trPr>
-          <w:tblHeader w:val="false"/>
-        </w:trPr>
-        <w:tc>
-          <w:tcPr>
-            <w:tcW w:type="dxa" w:w="583"/>
-            <w:shd w:fill="FFFFFF" w:val="clear"/>
-            <w:tcMar>
-              <w:top w:type="dxa" w:w="70"/>
-              <w:left w:type="dxa" w:w="110"/>
-              <w:bottom w:type="dxa" w:w="70"/>
-              <w:right w:type="dxa" w:w="110"/>
-            </w:tcMar>
-          </w:tcPr>
-          <w:p>
-            <w:pPr>
-              <w:spacing w:after="0" w:before="0"/>
-            </w:pPr>
+              <w:t xml:space="preserve">Clinical convention</w:t>
+            </w:r>
+            <w:r>
+              <w:rPr>
+                <w:color w:val="13272F"/>
+                <w:sz w:val="17"/>
+                <w:szCs w:val="17"/>
+              </w:rPr>
+              <w:t xml:space="preserve"> (§5.5)</w:t>
+            </w:r>
+          </w:p>
+        </w:tc>
+        <w:tc>
+          <w:tcPr>
+            <w:tcW w:type="dxa" w:w="2661"/>
+            <w:shd w:fill="F7FAFB" w:val="clear"/>
+            <w:tcMar>
+              <w:top w:type="dxa" w:w="70"/>
+              <w:left w:type="dxa" w:w="110"/>
+              <w:bottom w:type="dxa" w:w="70"/>
+              <w:right w:type="dxa" w:w="110"/>
+            </w:tcMar>
+          </w:tcPr>
+          <w:p>
+            <w:pPr>
+              <w:spacing w:after="0" w:before="0"/>
+            </w:pPr>
+            <w:r>
+              <w:rPr>
+                <w:color w:val="13272F"/>
+                <w:sz w:val="17"/>
+                <w:szCs w:val="17"/>
+              </w:rPr>
+              <w:t xml:space="preserve">Commonwealth, annotations carry it</w:t>
+            </w:r>
+          </w:p>
+        </w:tc>
+        <w:tc>
+          <w:tcPr>
+            <w:tcW w:type="dxa" w:w="1597"/>
+            <w:shd w:fill="F7FAFB" w:val="clear"/>
+            <w:tcMar>
+              <w:top w:type="dxa" w:w="70"/>
+              <w:left w:type="dxa" w:w="110"/>
+              <w:bottom w:type="dxa" w:w="70"/>
+              <w:right w:type="dxa" w:w="110"/>
+            </w:tcMar>
+          </w:tcPr>
+          <w:p>
+            <w:pPr>
+              <w:spacing w:after="0" w:before="0"/>
+            </w:pPr>
+            <w:r>
+              <w:rPr>
+                <w:color w:val="13272F"/>
+                <w:sz w:val="17"/>
+                <w:szCs w:val="17"/>
+              </w:rPr>
+              <w:t xml:space="preserve">Case authoring</w:t>
+            </w:r>
+          </w:p>
+        </w:tc>
+        <w:tc>
+          <w:tcPr>
+            <w:tcW w:type="dxa" w:w="2797"/>
+            <w:shd w:fill="F7FAFB" w:val="clear"/>
+            <w:tcMar>
+              <w:top w:type="dxa" w:w="70"/>
+              <w:left w:type="dxa" w:w="110"/>
+              <w:bottom w:type="dxa" w:w="70"/>
+              <w:right w:type="dxa" w:w="110"/>
+            </w:tcMar>
+          </w:tcPr>
+          <w:p>
+            <w:pPr>
+              <w:spacing w:after="0" w:before="0"/>
+            </w:pPr>
+            <w:r>
+              <w:rPr>
+                <w:color w:val="13272F"/>
+                <w:sz w:val="17"/>
+                <w:szCs w:val="17"/>
+              </w:rPr>
+              <w:t xml:space="preserve">✅ </w:t>
+            </w:r>
             <w:r>
               <w:rPr>
                 <w:b/>
@@ -26698,38 +27550,26 @@
                 <w:sz w:val="17"/>
                 <w:szCs w:val="17"/>
               </w:rPr>
-              <w:t xml:space="preserve">D-8</w:t>
-            </w:r>
-          </w:p>
-        </w:tc>
-        <w:tc>
-          <w:tcPr>
-            <w:tcW w:type="dxa" w:w="1728"/>
-            <w:shd w:fill="FFFFFF" w:val="clear"/>
-            <w:tcMar>
-              <w:top w:type="dxa" w:w="70"/>
-              <w:left w:type="dxa" w:w="110"/>
-              <w:bottom w:type="dxa" w:w="70"/>
-              <w:right w:type="dxa" w:w="110"/>
-            </w:tcMar>
-          </w:tcPr>
-          <w:p>
-            <w:pPr>
-              <w:spacing w:after="0" w:before="0"/>
-            </w:pPr>
-            <w:r>
-              <w:rPr>
-                <w:color w:val="13272F"/>
-                <w:sz w:val="17"/>
-                <w:szCs w:val="17"/>
-              </w:rPr>
-              <w:t xml:space="preserve">Product name / domain</w:t>
-            </w:r>
-          </w:p>
-        </w:tc>
-        <w:tc>
-          <w:tcPr>
-            <w:tcW w:type="dxa" w:w="2659"/>
+              <w:t xml:space="preserve">DECIDED</w:t>
+            </w:r>
+            <w:r>
+              <w:rPr>
+                <w:color w:val="13272F"/>
+                <w:sz w:val="17"/>
+                <w:szCs w:val="17"/>
+              </w:rPr>
+              <w:t xml:space="preserve"> — 12 Sep 2026</w:t>
+            </w:r>
+          </w:p>
+        </w:tc>
+      </w:tr>
+      <w:tr>
+        <w:trPr>
+          <w:tblHeader w:val="false"/>
+        </w:trPr>
+        <w:tc>
+          <w:tcPr>
+            <w:tcW w:type="dxa" w:w="575"/>
             <w:shd w:fill="FFFFFF" w:val="clear"/>
             <w:tcMar>
               <w:top w:type="dxa" w:w="70"/>
@@ -26750,13 +27590,65 @@
                 <w:sz w:val="17"/>
                 <w:szCs w:val="17"/>
               </w:rPr>
+              <w:t xml:space="preserve">D-8</w:t>
+            </w:r>
+          </w:p>
+        </w:tc>
+        <w:tc>
+          <w:tcPr>
+            <w:tcW w:type="dxa" w:w="1730"/>
+            <w:shd w:fill="FFFFFF" w:val="clear"/>
+            <w:tcMar>
+              <w:top w:type="dxa" w:w="70"/>
+              <w:left w:type="dxa" w:w="110"/>
+              <w:bottom w:type="dxa" w:w="70"/>
+              <w:right w:type="dxa" w:w="110"/>
+            </w:tcMar>
+          </w:tcPr>
+          <w:p>
+            <w:pPr>
+              <w:spacing w:after="0" w:before="0"/>
+            </w:pPr>
+            <w:r>
+              <w:rPr>
+                <w:color w:val="13272F"/>
+                <w:sz w:val="17"/>
+                <w:szCs w:val="17"/>
+              </w:rPr>
+              <w:t xml:space="preserve">Product name / domain</w:t>
+            </w:r>
+          </w:p>
+        </w:tc>
+        <w:tc>
+          <w:tcPr>
+            <w:tcW w:type="dxa" w:w="2661"/>
+            <w:shd w:fill="FFFFFF" w:val="clear"/>
+            <w:tcMar>
+              <w:top w:type="dxa" w:w="70"/>
+              <w:left w:type="dxa" w:w="110"/>
+              <w:bottom w:type="dxa" w:w="70"/>
+              <w:right w:type="dxa" w:w="110"/>
+            </w:tcMar>
+          </w:tcPr>
+          <w:p>
+            <w:pPr>
+              <w:spacing w:after="0" w:before="0"/>
+            </w:pPr>
+            <w:r>
+              <w:rPr>
+                <w:b/>
+                <w:bCs/>
+                <w:color w:val="13272F"/>
+                <w:sz w:val="17"/>
+                <w:szCs w:val="17"/>
+              </w:rPr>
               <w:t xml:space="preserve">Nidan</w:t>
             </w:r>
           </w:p>
         </w:tc>
         <w:tc>
           <w:tcPr>
-            <w:tcW w:type="dxa" w:w="1595"/>
+            <w:tcW w:type="dxa" w:w="1597"/>
             <w:shd w:fill="FFFFFF" w:val="clear"/>
             <w:tcMar>
               <w:top w:type="dxa" w:w="70"/>
@@ -26781,7 +27673,7 @@
         </w:tc>
         <w:tc>
           <w:tcPr>
-            <w:tcW w:type="dxa" w:w="2795"/>
+            <w:tcW w:type="dxa" w:w="2797"/>
             <w:shd w:fill="FFFFFF" w:val="clear"/>
             <w:tcMar>
               <w:top w:type="dxa" w:w="70"/>
